--- a/klagomål/A 16264-2026 FSC-klagomål.docx
+++ b/klagomål/A 16264-2026 FSC-klagomål.docx
@@ -1375,7 +1375,7 @@
     <w:r>
       <w:tab/>
       <w:tab/>
-      <w:t>2026-05-20</w:t>
+      <w:t>2026-05-21</w:t>
       <w:br/>
       <w:br/>
     </w:r>

--- a/klagomål/A 16264-2026 FSC-klagomål.docx
+++ b/klagomål/A 16264-2026 FSC-klagomål.docx
@@ -1375,7 +1375,7 @@
     <w:r>
       <w:tab/>
       <w:tab/>
-      <w:t>2026-05-21</w:t>
+      <w:t>2026-05-22</w:t>
       <w:br/>
       <w:br/>
     </w:r>

--- a/klagomål/A 16264-2026 FSC-klagomål.docx
+++ b/klagomål/A 16264-2026 FSC-klagomål.docx
@@ -1375,7 +1375,7 @@
     <w:r>
       <w:tab/>
       <w:tab/>
-      <w:t>2026-05-22</w:t>
+      <w:t>2026-05-23</w:t>
       <w:br/>
       <w:br/>
     </w:r>

--- a/klagomål/A 16264-2026 FSC-klagomål.docx
+++ b/klagomål/A 16264-2026 FSC-klagomål.docx
@@ -1375,7 +1375,7 @@
     <w:r>
       <w:tab/>
       <w:tab/>
-      <w:t>2026-05-23</w:t>
+      <w:t>2026-05-24</w:t>
       <w:br/>
       <w:br/>
     </w:r>

--- a/klagomål/A 16264-2026 FSC-klagomål.docx
+++ b/klagomål/A 16264-2026 FSC-klagomål.docx
@@ -1375,7 +1375,7 @@
     <w:r>
       <w:tab/>
       <w:tab/>
-      <w:t>2026-05-24</w:t>
+      <w:t>2026-05-25</w:t>
       <w:br/>
       <w:br/>
     </w:r>

--- a/klagomål/A 16264-2026 FSC-klagomål.docx
+++ b/klagomål/A 16264-2026 FSC-klagomål.docx
@@ -191,7 +191,7 @@
     </w:p>
     <w:p>
       <w:r>
-        <w:t>I avverkningsanmälan har följande 15 naturvårdsarter hittats: apelsinticka (NT), brunpudrad nållav (NT), dvärgbägarlav (NT), garnlav (NT), kortskaftad ärgspik (NT), lunglav (NT), tallticka (NT), tretåig hackspett (NT, §4), ullticka (NT), vedflamlav (NT), vedskivlav (NT), violettgrå tagellav (NT), bronshjon (S), thomsons trägnagare (S) och vedticka (S). Av dessa är 12 rödlistade. För rödlistade arter har rödlistekategorin angivits inom parentes. Arter som är signalarter enligt Skogsstyrelsen har markerats med (S). För fridlysta arter anges även paragrafen i Artskyddsförordningen som arten är fridlyst enligt.</w:t>
+        <w:t>I avverkningsanmälan har följande 16 naturvårdsarter hittats: apelsinticka (NT), brunpudrad nållav (NT), dvärgbägarlav (NT), garnlav (NT), kortskaftad ärgspik (NT), lunglav (NT), tallticka (NT), talltita (NT, §4), tretåig hackspett (NT, §4), ullticka (NT), vedflamlav (NT), vedskivlav (NT), violettgrå tagellav (NT), bronshjon (S), thomsons trägnagare (S) och vedticka (S). Av dessa är 13 rödlistade. För rödlistade arter har rödlistekategorin angivits inom parentes. Arter som är signalarter enligt Skogsstyrelsen har markerats med (S). För fridlysta arter anges även paragrafen i Artskyddsförordningen som arten är fridlyst enligt.</w:t>
       </w:r>
     </w:p>
     <w:p>
@@ -588,7 +588,7 @@
     </w:p>
     <w:p>
       <w:r>
-        <w:t>Följande fridlysta arter har sina livsmiljöer och växtplatser i den avverkningsanmälda skogen: tretåig hackspett (NT, §4).</w:t>
+        <w:t>Följande fridlysta arter har sina livsmiljöer och växtplatser i den avverkningsanmälda skogen: talltita (NT, §4) och tretåig hackspett (NT, §4).</w:t>
       </w:r>
     </w:p>
     <w:p>
@@ -603,6 +603,17 @@
       </w:r>
       <w:r>
         <w:t>(artikel 1). Vidare att de åtgärder som vidtas inte får leda till en försämring av den nuvarande situationen beträffande bevarandet av de fågelarter som avses i artikel 1 (artikel 13). Fågeldirektivet är styrande för tillsynsansvariga myndigheters ärendehantering, ställningstaganden och beslutsfattande.</w:t>
+      </w:r>
+    </w:p>
+    <w:p>
+      <w:r>
+        <w:rPr>
+          <w:b/>
+        </w:rPr>
+        <w:t>Talltita (NT, §4)</w:t>
+      </w:r>
+      <w:r>
+        <w:t>, rödlistad som nära hotad och prioriterad art i Skogsvårdslagen, har häckningsrevir i anmälan. Arten har minskat kraftigt de senaste 30 åren och minskningstakten innevarande 10-årsperiod beräknas till 20 (10–30) %. Talltitan är synnerligen trogen sitt cirka 15 hektar stora revir och är beroende av flerskiktade olikåldriga skogar för att kunna föda upp sina ungar. Talltitan försvinner om dess livsmiljö kalavverkas (Eggers &amp; Low, 2014; Ekman, 1979; Griesser et al, 2007; Klein, 2020; Siffczyk et al, 2003; SLU Artdatabanken, 2021).</w:t>
       </w:r>
     </w:p>
     <w:p>
@@ -745,7 +756,7 @@
         <w:rPr>
           <w:i/>
         </w:rPr>
-        <w:t>I det avverkningsanmälda skogsområdet har 15 naturvårdsarter varav 12 rödlistade arter sina livsmiljöer och växtplatser.</w:t>
+        <w:t>I det avverkningsanmälda skogsområdet har 16 naturvårdsarter varav 13 rödlistade arter sina livsmiljöer och växtplatser.</w:t>
       </w:r>
     </w:p>
     <w:p>
@@ -1044,6 +1055,126 @@
       </w:r>
       <w:r>
         <w:t>SLU Artdatabanken, Uppsala.</w:t>
+      </w:r>
+    </w:p>
+    <w:p>
+      <w:pPr>
+        <w:pStyle w:val="Heading1"/>
+      </w:pPr>
+      <w:r>
+        <w:t>Talltita – ekologi samt krav på livsmiljön</w:t>
+      </w:r>
+    </w:p>
+    <w:p>
+      <w:r>
+        <w:t>Talltita är rödlistad som NT, fridlyst och prioriterad art i Skogsvårdslagen. Den omfattas av EU:s fågeldirektiv. Arten har minskat kraftigt de senaste 30 åren och minskningstakten innevarande 10-årsperiod beräknas till 20 (10–30) % (SLU Artdatabanken, 2022).</w:t>
+      </w:r>
+    </w:p>
+    <w:p>
+      <w:r>
+        <w:t>Talltita föredrar större sammanhängande barrskogar, och finns såväl i tallskog som granskog och i lövblandad barrskog. Skogens struktur är viktig och ska helst vara flerskiktad med riklig underväxt av mindre granar, björk och andra lövträd och buskar. Tillgång på murknande högstubbar är särskilt viktig, eftersom talltitan helst själv hackar ut sitt bohål (SLU Artdatabanken, 2022).</w:t>
+      </w:r>
+    </w:p>
+    <w:p>
+      <w:r>
+        <w:t>Det finns flera studier som visar att talltita är känslig för gallring och inte överlever när dess livsmiljö kalavverkas (Eggers and Low, 2014; Griesser et al., 2007; Klein, 2020). Talltitans revir är förhållandevis stora, 10–20 hektar och arten missgynnas när skogen fragmenteras. Kalavverkning av större delar av reviret innebär att det överges (Artdatabanken, 2021).</w:t>
+      </w:r>
+    </w:p>
+    <w:p>
+      <w:r>
+        <w:t>Talltitan är synnerligen trogen sitt revir så länge paret lever och biotopen förblir intakt. Paret stannar i sitt revir året om. En förlust av ett revir har därför en stor inverkan på den lokala populationen och trakthyggesbruket anses vara orsak till den svenska populationens kraftiga minskning. Talltiteparets revirtrohet innebär att närhelst under året man observerar en adult talltita så ingår denna plats i reviret (Siffczyk et al., 2003; Ekman, 1979).</w:t>
+      </w:r>
+    </w:p>
+    <w:p>
+      <w:pPr>
+        <w:pStyle w:val="Heading2"/>
+      </w:pPr>
+      <w:r>
+        <w:t>Referenser – talltita</w:t>
+      </w:r>
+    </w:p>
+    <w:p>
+      <w:r>
+        <w:t xml:space="preserve">Eggers, S., Low, M., 2014. </w:t>
+      </w:r>
+      <w:r>
+        <w:rPr>
+          <w:i/>
+        </w:rPr>
+        <w:t xml:space="preserve">Differential demographic responses of sympatric Parids to vegetation management in boreal forest. </w:t>
+      </w:r>
+      <w:r>
+        <w:t>For. Ecol. Manage. 319, 169–175.</w:t>
+      </w:r>
+    </w:p>
+    <w:p>
+      <w:r>
+        <w:t xml:space="preserve">Ekman, J., 1979. </w:t>
+      </w:r>
+      <w:r>
+        <w:rPr>
+          <w:i/>
+        </w:rPr>
+        <w:t xml:space="preserve">Coherence, composition and territories of winter social groups of the Willow Tit Parus montanus and the Crested Tit P. cristatus. </w:t>
+      </w:r>
+      <w:r>
+        <w:t>Ornis Scandinavica, 10, pp 56–68</w:t>
+      </w:r>
+    </w:p>
+    <w:p>
+      <w:r>
+        <w:t xml:space="preserve">Griesser, M., Nystrand, M., Eggers, S., Ekman, J., 2007. </w:t>
+      </w:r>
+      <w:r>
+        <w:rPr>
+          <w:i/>
+        </w:rPr>
+        <w:t xml:space="preserve">Impact of forestry practices on fitness correlates and population productivity in an open-nesting bird species. </w:t>
+      </w:r>
+      <w:r>
+        <w:t>Conserv. Biol. 21, 767–774. https://doi.org/10.1111/j.1523- 1739.2007.00675.x</w:t>
+      </w:r>
+    </w:p>
+    <w:p>
+      <w:r>
+        <w:t xml:space="preserve">Klein, J., 2020. </w:t>
+      </w:r>
+      <w:r>
+        <w:rPr>
+          <w:i/>
+        </w:rPr>
+        <w:t xml:space="preserve">The forgotten forest – On thinning, retention, and biodiversity in the boreal forest. </w:t>
+      </w:r>
+      <w:r>
+        <w:t>Doctoral Thesis No. 2020:50</w:t>
+      </w:r>
+    </w:p>
+    <w:p>
+      <w:r>
+        <w:t xml:space="preserve">Siffczyk, C., Brotons, L., Kangas, K., Orell, M., 2003. </w:t>
+      </w:r>
+      <w:r>
+        <w:rPr>
+          <w:i/>
+        </w:rPr>
+        <w:t xml:space="preserve">Home range size of willow tits. </w:t>
+      </w:r>
+      <w:r>
+        <w:t>Oecologica, 136, 635–642 (2003)</w:t>
+      </w:r>
+    </w:p>
+    <w:p>
+      <w:r>
+        <w:t xml:space="preserve">SLU Artdatabanken, 2021. </w:t>
+      </w:r>
+      <w:r>
+        <w:rPr>
+          <w:i/>
+        </w:rPr>
+        <w:t xml:space="preserve">Artfaktablad. Naturvård – artfakta. </w:t>
+      </w:r>
+      <w:r>
+        <w:t>SLU Artdatabanken, Uppsala</w:t>
       </w:r>
     </w:p>
     <w:p>
@@ -1375,7 +1506,7 @@
     <w:r>
       <w:tab/>
       <w:tab/>
-      <w:t>2026-05-25</w:t>
+      <w:t>2026-05-26</w:t>
       <w:br/>
       <w:br/>
     </w:r>

--- a/klagomål/A 16264-2026 FSC-klagomål.docx
+++ b/klagomål/A 16264-2026 FSC-klagomål.docx
@@ -1506,7 +1506,7 @@
     <w:r>
       <w:tab/>
       <w:tab/>
-      <w:t>2026-05-26</w:t>
+      <w:t>2026-05-27</w:t>
       <w:br/>
       <w:br/>
     </w:r>

--- a/klagomål/A 16264-2026 FSC-klagomål.docx
+++ b/klagomål/A 16264-2026 FSC-klagomål.docx
@@ -1506,7 +1506,7 @@
     <w:r>
       <w:tab/>
       <w:tab/>
-      <w:t>2026-05-27</w:t>
+      <w:t>2026-05-28</w:t>
       <w:br/>
       <w:br/>
     </w:r>

--- a/klagomål/A 16264-2026 FSC-klagomål.docx
+++ b/klagomål/A 16264-2026 FSC-klagomål.docx
@@ -1506,7 +1506,7 @@
     <w:r>
       <w:tab/>
       <w:tab/>
-      <w:t>2026-05-28</w:t>
+      <w:t>2026-05-29</w:t>
       <w:br/>
       <w:br/>
     </w:r>

--- a/klagomål/A 16264-2026 FSC-klagomål.docx
+++ b/klagomål/A 16264-2026 FSC-klagomål.docx
@@ -1506,7 +1506,7 @@
     <w:r>
       <w:tab/>
       <w:tab/>
-      <w:t>2026-05-29</w:t>
+      <w:t>2026-05-30</w:t>
       <w:br/>
       <w:br/>
     </w:r>

--- a/klagomål/A 16264-2026 FSC-klagomål.docx
+++ b/klagomål/A 16264-2026 FSC-klagomål.docx
@@ -1506,7 +1506,7 @@
     <w:r>
       <w:tab/>
       <w:tab/>
-      <w:t>2026-05-30</w:t>
+      <w:t>2026-05-31</w:t>
       <w:br/>
       <w:br/>
     </w:r>

--- a/klagomål/A 16264-2026 FSC-klagomål.docx
+++ b/klagomål/A 16264-2026 FSC-klagomål.docx
@@ -1506,7 +1506,7 @@
     <w:r>
       <w:tab/>
       <w:tab/>
-      <w:t>2026-05-31</w:t>
+      <w:t>2026-06-01</w:t>
       <w:br/>
       <w:br/>
     </w:r>

--- a/klagomål/A 16264-2026 FSC-klagomål.docx
+++ b/klagomål/A 16264-2026 FSC-klagomål.docx
@@ -1506,7 +1506,7 @@
     <w:r>
       <w:tab/>
       <w:tab/>
-      <w:t>2026-06-01</w:t>
+      <w:t>2026-06-02</w:t>
       <w:br/>
       <w:br/>
     </w:r>

--- a/klagomål/A 16264-2026 FSC-klagomål.docx
+++ b/klagomål/A 16264-2026 FSC-klagomål.docx
@@ -1506,7 +1506,7 @@
     <w:r>
       <w:tab/>
       <w:tab/>
-      <w:t>2026-06-02</w:t>
+      <w:t>2026-06-03</w:t>
       <w:br/>
       <w:br/>
     </w:r>

--- a/klagomål/A 16264-2026 FSC-klagomål.docx
+++ b/klagomål/A 16264-2026 FSC-klagomål.docx
@@ -1506,7 +1506,7 @@
     <w:r>
       <w:tab/>
       <w:tab/>
-      <w:t>2026-06-03</w:t>
+      <w:t>2026-06-04</w:t>
       <w:br/>
       <w:br/>
     </w:r>

--- a/klagomål/A 16264-2026 FSC-klagomål.docx
+++ b/klagomål/A 16264-2026 FSC-klagomål.docx
@@ -1506,7 +1506,7 @@
     <w:r>
       <w:tab/>
       <w:tab/>
-      <w:t>2026-06-04</w:t>
+      <w:t>2026-06-05</w:t>
       <w:br/>
       <w:br/>
     </w:r>

--- a/klagomål/A 16264-2026 FSC-klagomål.docx
+++ b/klagomål/A 16264-2026 FSC-klagomål.docx
@@ -1506,7 +1506,7 @@
     <w:r>
       <w:tab/>
       <w:tab/>
-      <w:t>2026-06-05</w:t>
+      <w:t>2026-06-06</w:t>
       <w:br/>
       <w:br/>
     </w:r>

--- a/klagomål/A 16264-2026 FSC-klagomål.docx
+++ b/klagomål/A 16264-2026 FSC-klagomål.docx
@@ -1506,7 +1506,7 @@
     <w:r>
       <w:tab/>
       <w:tab/>
-      <w:t>2026-06-06</w:t>
+      <w:t>2026-06-07</w:t>
       <w:br/>
       <w:br/>
     </w:r>

--- a/klagomål/A 16264-2026 FSC-klagomål.docx
+++ b/klagomål/A 16264-2026 FSC-klagomål.docx
@@ -1506,7 +1506,7 @@
     <w:r>
       <w:tab/>
       <w:tab/>
-      <w:t>2026-06-07</w:t>
+      <w:t>2026-06-08</w:t>
       <w:br/>
       <w:br/>
     </w:r>

--- a/klagomål/A 16264-2026 FSC-klagomål.docx
+++ b/klagomål/A 16264-2026 FSC-klagomål.docx
@@ -1506,7 +1506,7 @@
     <w:r>
       <w:tab/>
       <w:tab/>
-      <w:t>2026-06-08</w:t>
+      <w:t>2026-06-09</w:t>
       <w:br/>
       <w:br/>
     </w:r>

--- a/klagomål/A 16264-2026 FSC-klagomål.docx
+++ b/klagomål/A 16264-2026 FSC-klagomål.docx
@@ -1506,7 +1506,7 @@
     <w:r>
       <w:tab/>
       <w:tab/>
-      <w:t>2026-06-09</w:t>
+      <w:t>2026-06-10</w:t>
       <w:br/>
       <w:br/>
     </w:r>

--- a/klagomål/A 16264-2026 FSC-klagomål.docx
+++ b/klagomål/A 16264-2026 FSC-klagomål.docx
@@ -1506,7 +1506,7 @@
     <w:r>
       <w:tab/>
       <w:tab/>
-      <w:t>2026-06-10</w:t>
+      <w:t>2026-06-11</w:t>
       <w:br/>
       <w:br/>
     </w:r>

--- a/klagomål/A 16264-2026 FSC-klagomål.docx
+++ b/klagomål/A 16264-2026 FSC-klagomål.docx
@@ -1506,7 +1506,7 @@
     <w:r>
       <w:tab/>
       <w:tab/>
-      <w:t>2026-06-11</w:t>
+      <w:t>2026-06-12</w:t>
       <w:br/>
       <w:br/>
     </w:r>

--- a/klagomål/A 16264-2026 FSC-klagomål.docx
+++ b/klagomål/A 16264-2026 FSC-klagomål.docx
@@ -1506,7 +1506,7 @@
     <w:r>
       <w:tab/>
       <w:tab/>
-      <w:t>2026-06-12</w:t>
+      <w:t>2026-06-13</w:t>
       <w:br/>
       <w:br/>
     </w:r>

--- a/klagomål/A 16264-2026 FSC-klagomål.docx
+++ b/klagomål/A 16264-2026 FSC-klagomål.docx
@@ -1506,7 +1506,7 @@
     <w:r>
       <w:tab/>
       <w:tab/>
-      <w:t>2026-06-13</w:t>
+      <w:t>2026-06-14</w:t>
       <w:br/>
       <w:br/>
     </w:r>

--- a/klagomål/A 16264-2026 FSC-klagomål.docx
+++ b/klagomål/A 16264-2026 FSC-klagomål.docx
@@ -1506,7 +1506,7 @@
     <w:r>
       <w:tab/>
       <w:tab/>
-      <w:t>2026-06-15</w:t>
+      <w:t>2026-06-16</w:t>
       <w:br/>
       <w:br/>
     </w:r>

--- a/klagomål/A 16264-2026 FSC-klagomål.docx
+++ b/klagomål/A 16264-2026 FSC-klagomål.docx
@@ -1506,7 +1506,7 @@
     <w:r>
       <w:tab/>
       <w:tab/>
-      <w:t>2026-06-16</w:t>
+      <w:t>2026-06-17</w:t>
       <w:br/>
       <w:br/>
     </w:r>

--- a/klagomål/A 16264-2026 FSC-klagomål.docx
+++ b/klagomål/A 16264-2026 FSC-klagomål.docx
@@ -1,6 +1,6 @@
 
 <file path=word/document.xml><?xml version="1.0" encoding="utf-8"?>
-<w:document xmlns:wpc="http://schemas.microsoft.com/office/word/2010/wordprocessingCanvas" xmlns:cx="http://schemas.microsoft.com/office/drawing/2014/chartex" xmlns:cx1="http://schemas.microsoft.com/office/drawing/2015/9/8/chartex" xmlns:cx2="http://schemas.microsoft.com/office/drawing/2015/10/21/chartex" xmlns:cx3="http://schemas.microsoft.com/office/drawing/2016/5/9/chartex" xmlns:cx4="http://schemas.microsoft.com/office/drawing/2016/5/10/chartex" xmlns:cx5="http://schemas.microsoft.com/office/drawing/2016/5/11/chartex" xmlns:cx6="http://schemas.microsoft.com/office/drawing/2016/5/12/chartex" xmlns:cx7="http://schemas.microsoft.com/office/drawing/2016/5/13/chartex" xmlns:cx8="http://schemas.microsoft.com/office/drawing/2016/5/14/chartex" xmlns:mc="http://schemas.openxmlformats.org/markup-compatibility/2006" xmlns:aink="http://schemas.microsoft.com/office/drawing/2016/ink" xmlns:am3d="http://schemas.microsoft.com/office/drawing/2017/model3d" xmlns:o="urn:schemas-microsoft-com:office:office" xmlns:oel="http://schemas.microsoft.com/office/2019/extlst" xmlns:r="http://schemas.openxmlformats.org/officeDocument/2006/relationships" xmlns:m="http://schemas.openxmlformats.org/officeDocument/2006/math" xmlns:v="urn:schemas-microsoft-com:vml" xmlns:wp14="http://schemas.microsoft.com/office/word/2010/wordprocessingDrawing" xmlns:wp="http://schemas.openxmlformats.org/drawingml/2006/wordprocessingDrawing" xmlns:w10="urn:schemas-microsoft-com:office:word" xmlns:w="http://schemas.openxmlformats.org/wordprocessingml/2006/main" xmlns:w14="http://schemas.microsoft.com/office/word/2010/wordml" xmlns:w15="http://schemas.microsoft.com/office/word/2012/wordml" xmlns:w16cex="http://schemas.microsoft.com/office/word/2018/wordml/cex" xmlns:w16cid="http://schemas.microsoft.com/office/word/2016/wordml/cid" xmlns:w16="http://schemas.microsoft.com/office/word/2018/wordml" xmlns:w16sdtdh="http://schemas.microsoft.com/office/word/2020/wordml/sdtdatahash" xmlns:w16se="http://schemas.microsoft.com/office/word/2015/wordml/symex" xmlns:wpg="http://schemas.microsoft.com/office/word/2010/wordprocessingGroup" xmlns:wpi="http://schemas.microsoft.com/office/word/2010/wordprocessingInk" xmlns:wne="http://schemas.microsoft.com/office/word/2006/wordml" xmlns:wps="http://schemas.microsoft.com/office/word/2010/wordprocessingShape" mc:Ignorable="w14 w15 w16se w16cid w16 w16cex w16sdtdh wp14">
+<w:document xmlns:wpc="http://schemas.microsoft.com/office/word/2010/wordprocessingCanvas" xmlns:cx="http://schemas.microsoft.com/office/drawing/2014/chartex" xmlns:cx1="http://schemas.microsoft.com/office/drawing/2015/9/8/chartex" xmlns:cx2="http://schemas.microsoft.com/office/drawing/2015/10/21/chartex" xmlns:cx3="http://schemas.microsoft.com/office/drawing/2016/5/9/chartex" xmlns:cx4="http://schemas.microsoft.com/office/drawing/2016/5/10/chartex" xmlns:cx5="http://schemas.microsoft.com/office/drawing/2016/5/11/chartex" xmlns:cx6="http://schemas.microsoft.com/office/drawing/2016/5/12/chartex" xmlns:cx7="http://schemas.microsoft.com/office/drawing/2016/5/13/chartex" xmlns:cx8="http://schemas.microsoft.com/office/drawing/2016/5/14/chartex" xmlns:mc="http://schemas.openxmlformats.org/markup-compatibility/2006" xmlns:aink="http://schemas.microsoft.com/office/drawing/2016/ink" xmlns:am3d="http://schemas.microsoft.com/office/drawing/2017/model3d" xmlns:o="urn:schemas-microsoft-com:office:office" xmlns:oel="http://schemas.microsoft.com/office/2019/extlst" xmlns:r="http://schemas.openxmlformats.org/officeDocument/2006/relationships" xmlns:m="http://schemas.openxmlformats.org/officeDocument/2006/math" xmlns:v="urn:schemas-microsoft-com:vml" xmlns:wp14="http://schemas.microsoft.com/office/word/2010/wordprocessingDrawing" xmlns:wp="http://schemas.openxmlformats.org/drawingml/2006/wordprocessingDrawing" xmlns:w10="urn:schemas-microsoft-com:office:word" xmlns:w="http://schemas.openxmlformats.org/wordprocessingml/2006/main" xmlns:w14="http://schemas.microsoft.com/office/word/2010/wordml" xmlns:w15="http://schemas.microsoft.com/office/word/2012/wordml" xmlns:w16cex="http://schemas.microsoft.com/office/word/2018/wordml/cex" xmlns:w16cid="http://schemas.microsoft.com/office/word/2016/wordml/cid" xmlns:w16="http://schemas.microsoft.com/office/word/2018/wordml" xmlns:w16du="http://schemas.microsoft.com/office/word/2023/wordml/word16du" xmlns:w16sdtdh="http://schemas.microsoft.com/office/word/2020/wordml/sdtdatahash" xmlns:w16sdtfl="http://schemas.microsoft.com/office/word/2024/wordml/sdtformatlock" xmlns:w16se="http://schemas.microsoft.com/office/word/2015/wordml/symex" xmlns:wpg="http://schemas.microsoft.com/office/word/2010/wordprocessingGroup" xmlns:wpi="http://schemas.microsoft.com/office/word/2010/wordprocessingInk" xmlns:wne="http://schemas.microsoft.com/office/word/2006/wordml" xmlns:wps="http://schemas.microsoft.com/office/word/2010/wordprocessingShape" mc:Ignorable="w14 w15 w16se w16cid w16 w16cex w16sdtdh w16sdtfl w16du wp14">
   <w:body>
     <w:p>
       <w:r>
@@ -168,7 +168,7 @@
     </w:p>
     <w:p>
       <w:r>
-        <w:t>Detta dokument behandlar höga naturvärden i avverkningsanmälan A 16264-2026 i Sundsvalls kommun. Denna avverkningsanmälan inkom 2026-03-30 11:30:45 och omfattar 3,9 ha.</w:t>
+        <w:t>Detta dokument behandlar höga naturvärden i avverkningsanmälan A 16264-2026 i Sundsvalls kommun som inkom 2026-03-30 och omfattar 3,9 ha.</w:t>
       </w:r>
     </w:p>
     <w:p>
@@ -191,12 +191,15 @@
     </w:p>
     <w:p>
       <w:r>
-        <w:t>I avverkningsanmälan har följande 16 naturvårdsarter hittats: apelsinticka (NT), brunpudrad nållav (NT), dvärgbägarlav (NT), garnlav (NT), kortskaftad ärgspik (NT), lunglav (NT), tallticka (NT), talltita (NT, §4), tretåig hackspett (NT, §4), ullticka (NT), vedflamlav (NT), vedskivlav (NT), violettgrå tagellav (NT), bronshjon (S), thomsons trägnagare (S) och vedticka (S). Av dessa är 13 rödlistade. För rödlistade arter har rödlistekategorin angivits inom parentes. Arter som är signalarter enligt Skogsstyrelsen har markerats med (S). För fridlysta arter anges även paragrafen i Artskyddsförordningen som arten är fridlyst enligt.</w:t>
+        <w:t>I och inom 24 meter från avverkningsanmälan har följande 21 naturvårdsarter hittats: garnlav (VU, T), Skeletocutis delicata (VU), apelsinticka (NT), blågrå svartspik (NT), brunpudrad nållav (NT, T), dvärgbägarlav (NT, T), kolflarnlav (NT, T), kortskaftad ärgspik (NT), lunglav (NT, T), talltagel (NT, T), tallticka (NT, T), talltita (NT, §4), tretåig hackspett (NT, T, §4), ullticka (NT, T), vedflamlav (NT), vedskivlav (NT, T), violettgrå tagellav (NT, T), bronshjon (S, T), stuplav (S, T), thomsons trägnagare (S) och vedticka (S, T). Av dessa är 17 rödlistade. För rödlistade arter har rödlistekategorin angivits inom parentes. Arter som är signalarter enligt Skogsstyrelsen har markerats med (S). Typiska arter inom Natura 2000 som är kopplade till skogsekosystem har markerats med (T). För fridlysta arter anges även paragrafen i Artskyddsförordningen som arten är fridlyst enligt.</w:t>
       </w:r>
     </w:p>
     <w:p>
       <w:r>
-        <w:t>De påträffade naturvårdsarterna är ett tydligt kvitto på att detta rör sig om en skog med höga naturvärden. I Figur 1 visas en karta över det avverkningsanmälda området, där samtliga fyndplatser för naturvårdsarter som finns registrerade på Artportalen har markerats.</w:t>
+        <w:t>De påträffade naturvårdsarterna är ett tydligt kvitto på att det rör sig om en skog med höga naturvärden.</w:t>
+      </w:r>
+      <w:r>
+        <w:t xml:space="preserve"> I Figur 1 visas fyndplatser för naturvårdsarter i området, som finns registrerade på Artportalen.</w:t>
       </w:r>
     </w:p>
     <w:p>
@@ -206,7 +209,7 @@
       <w:r>
         <w:drawing>
           <wp:inline xmlns:a="http://schemas.openxmlformats.org/drawingml/2006/main" xmlns:pic="http://schemas.openxmlformats.org/drawingml/2006/picture">
-            <wp:extent cx="5486400" cy="3562988"/>
+            <wp:extent cx="5486400" cy="5186628"/>
             <wp:docPr id="1" name="Picture 1"/>
             <wp:cNvGraphicFramePr>
               <a:graphicFrameLocks noChangeAspect="1"/>
@@ -227,7 +230,7 @@
                   <pic:spPr>
                     <a:xfrm>
                       <a:off x="0" y="0"/>
-                      <a:ext cx="5486400" cy="3562988"/>
+                      <a:ext cx="5486400" cy="5186628"/>
                     </a:xfrm>
                     <a:prstGeom prst="rect"/>
                   </pic:spPr>
@@ -241,9 +244,90 @@
     <w:p>
       <w:pPr>
         <w:pStyle w:val="Caption"/>
+        <w:spacing w:after="240"/>
       </w:pPr>
       <w:r>
-        <w:t>Figur 1. Fyndplatser för naturvårdsarter i det avverkningsanmälda området (röd linje). Markörer utan svart kant är placerade på fyndplatsen. Markörer med svart kant är placerade vid sidan av fyndplatsen och har ett svart streck som visar fyndplatsens exakta position. Kartans mittpunktskoordinat är N 6898926, E 620248 i SWEREF 99 TM.</w:t>
+        <w:t>Figur 1. Fyndplatser för naturvårdsarter i och inom 24 meter från avverkningsanmälan (röd linje). Markörer utan svart kant är placerade på fyndplatsen. Markörer med svart kant är placerade vid sidan av fyndplatsen och har ett svart streck som visar fyndplatsens exakta position. Kartans mittpunktskoordinat är N 6898926, E 620248 i SWEREF 99 TM.</w:t>
+      </w:r>
+    </w:p>
+    <w:p>
+      <w:pPr>
+        <w:pStyle w:val="Heading2"/>
+      </w:pPr>
+      <w:r>
+        <w:t>Fridlysta arter</w:t>
+      </w:r>
+    </w:p>
+    <w:p>
+      <w:r>
+        <w:t>Följande fridlysta arter har sina livsmiljöer och växtplatser i den avverkningsanmälda skogen: talltita (NT, §4) och tretåig hackspett (NT, T, §4).</w:t>
+      </w:r>
+    </w:p>
+    <w:p>
+      <w:r>
+        <w:t xml:space="preserve">Observera att medlemsländerna är skyldiga att agera i enlighet med EU:s fågeldirektiv där det uttryckligen står att direktivet gäller för fåglar samt för deras ägg, bon och </w:t>
+      </w:r>
+      <w:r>
+        <w:rPr>
+          <w:b/>
+        </w:rPr>
+        <w:t xml:space="preserve">livsmiljöer </w:t>
+      </w:r>
+      <w:r>
+        <w:t>(artikel 1). Vidare att de åtgärder som vidtas inte får leda till en försämring av den nuvarande situationen beträffande bevarandet av de fågelarter som avses i artikel 1 (artikel 13). Fågeldirektivet är styrande för tillsynsansvariga myndigheters ärendehantering, ställningstaganden och beslutsfattande.</w:t>
+      </w:r>
+    </w:p>
+    <w:p>
+      <w:r>
+        <w:rPr>
+          <w:b/>
+        </w:rPr>
+        <w:t>Talltita (NT, §4)</w:t>
+      </w:r>
+      <w:r>
+        <w:t>, rödlistad som nära hotad och prioriterad art i Skogsvårdslagen, har häckningsrevir i anmälan. Arten har minskat kraftigt de senaste 30 åren och minskningstakten innevarande 10-årsperiod beräknas till 20 (10–30) %. Talltitan är synnerligen trogen sitt cirka 15 hektar stora revir och är beroende av flerskiktade olikåldriga skogar för att kunna föda upp sina ungar. Talltitan försvinner om dess livsmiljö kalavverkas (Eggers &amp; Low, 2014; Ekman, 1979; Griesser et al, 2007; Klein, 2020; Siffczyk et al, 2003; SLU Artdatabanken, 2021).</w:t>
+      </w:r>
+    </w:p>
+    <w:p>
+      <w:r>
+        <w:rPr>
+          <w:b/>
+        </w:rPr>
+        <w:t>Tretåig hackspett (NT, §4)</w:t>
+      </w:r>
+      <w:r>
+        <w:t xml:space="preserve"> är rödlistad som nära hotad och ingår i bilaga 1 i EU:s fågeldirektiv. Tretåig hackspett är för sin överlevnad beroende av kontinuerlig tillförsel av äldre döende och död ved, som sker genom naturliga självgallringsprocesser i äldre grannaturskogar och barrblandade naturskogar. Om en skog genom skogsbruk gallras eller glesas ur så upphör och uteblir i stort sett den naturliga självgallringsprocessen för mycket lång tid framöver vilket omöjliggör upprätthållandet av den kontinuerliga ekologiska funktionen i ett område. Det finns studier som visar att naturskogens självgallringsprocess som den tretåiga hackspetten är beroende av, inte kan ersättas med efterlämnad hänsyn i skogsbruket (Imbeau &amp; Desrochers, 2002). Storleken på häckningsreviret varierar med skogstypen, förekomsten av död ved och graden av fragmentering, men är i allmänhet i storleksordningen 25–100 hektar. Vintertid krävs ofta betydligt större områden och det finns studier som antyder att arten behöver minst 100 hektar äldre skog. I områden med låg bonitet kan det behövas över 200 hektar lämpligt habitat för att ett par ska kunna reproducera sig. Områden med dokumenterad permanent förekomst i naturskogsmiljöer har vanligen så stora naturvärden att skogsbruk är olämpligt. Tretåig hackspett är typisk art för </w:t>
+      </w:r>
+      <w:r>
+        <w:rPr>
+          <w:i/>
+        </w:rPr>
+        <w:t xml:space="preserve">9010 Taiga, 9740 Skogsbevuxen myr, 9030 Landhöjningsskog </w:t>
+      </w:r>
+      <w:r>
+        <w:t xml:space="preserve">och </w:t>
+      </w:r>
+      <w:r>
+        <w:rPr>
+          <w:i/>
+        </w:rPr>
+        <w:t>9040 Fjällbjörkskog</w:t>
+      </w:r>
+      <w:r>
+        <w:t xml:space="preserve"> (Skogsstyrelsen, 2016; SLU Artdatabanken, 2024).</w:t>
+      </w:r>
+    </w:p>
+    <w:p>
+      <w:r>
+        <w:t>I BILAGA 1 finns mer detaljerad information om ekologi samt krav på livsmiljö hos fridlysta arter.</w:t>
+      </w:r>
+    </w:p>
+    <w:p>
+      <w:pPr>
+        <w:pStyle w:val="Heading2"/>
+      </w:pPr>
+      <w:r>
+        <w:t>Övriga naturvårdsarter</w:t>
       </w:r>
     </w:p>
     <w:p>
@@ -262,6 +346,17 @@
         <w:rPr>
           <w:b/>
         </w:rPr>
+        <w:t>Blågrå svartspik (NT)</w:t>
+      </w:r>
+      <w:r>
+        <w:t xml:space="preserve"> växer på torr, hård ved av gamla, solbelysta torrakor, högstubbar av tall och grova döda grenar på levande tallar i öppna bestånd av naturskogskaraktär. Nästan alltid rör det sig om tjärrika torrträd och högstubbar (töreved, keloträd) som kan vara en bra bit över hundra år, i vissa fall sannolikt hundratals år gamla. Skogsbruk är idag det allvarligaste hotet. Ett långsiktigt hot är att nybildningen av gamla torrakor och högstubbar är en långsam process vilken ofta är beroende av skogsbrand. Nytt substrat bildas numera sannolikt nästan inte alls då antalet naturliga skogsbränder har minskat drastiskt på grund av effektivare brandbekämpning. Döda träd som lämnas efter avverkning är inte lämpliga för arten, eftersom dessa träd inte varit utsatta för skogsbrand och bildat tjärrik ved. Skogsbruksåtgärder på eller i närheten av växtplatserna bör undvikas. Naturskogsartade skogar med förekomst av arten indikerar höga biologiska värden och bör bevaras. Blågrå svartspik har en mycket begränsad utbredning utanför de nordiska länderna varför dessa länder har ett speciellt ansvar för arten (SLU Artdatabanken, 2024).</w:t>
+      </w:r>
+    </w:p>
+    <w:p>
+      <w:r>
+        <w:rPr>
+          <w:b/>
+        </w:rPr>
         <w:t>Bronshjon</w:t>
       </w:r>
       <w:r>
@@ -351,6 +446,26 @@
         <w:rPr>
           <w:b/>
         </w:rPr>
+        <w:t>Kolflarnlav (NT)</w:t>
+      </w:r>
+      <w:r>
+        <w:t xml:space="preserve"> är brandberoende och växer nästan uteslutande på kolad hård kärnved av tall. Etableringen verkar ske först 100–300 år efter brand och nytt substrat nybildas i mycket begränsad omfattning. Avverkning av tallskog av naturskogskaraktär med spår av återkommande bränder är ett hot och mängden lämplig ved att växa på för arten minskar dels på grund av naturlig nedbrytning men framförallt på grund av att det förstörs i samband med slutavverkningar, gallringar och markberedning. Såväl kolflarnlav som mörk kolflarnlav har glänsande bålfjäll och förekommer främst i tall- och blandbarrskogar av naturskogskaraktär med spår av återkommande bränder. Skogar som dessa hyser höga biologiska värden och bör skyddas. Kolflarnlav är typisk art för </w:t>
+      </w:r>
+      <w:r>
+        <w:rPr>
+          <w:i/>
+        </w:rPr>
+        <w:t>9010 Taiga</w:t>
+      </w:r>
+      <w:r>
+        <w:t xml:space="preserve"> (SLU Artdatabanken, 2024).</w:t>
+      </w:r>
+    </w:p>
+    <w:p>
+      <w:r>
+        <w:rPr>
+          <w:b/>
+        </w:rPr>
         <w:t>Kortskaftad ärgspik (NT)</w:t>
       </w:r>
       <w:r>
@@ -411,6 +526,100 @@
       </w:r>
       <w:r>
         <w:t xml:space="preserve"> (SLU Artdatabanken, 2026; Nitare &amp; Skogsstyrelsen, 2019).</w:t>
+      </w:r>
+    </w:p>
+    <w:p>
+      <w:r>
+        <w:rPr>
+          <w:b/>
+          <w:i/>
+        </w:rPr>
+        <w:t>Skeletocutis delicata</w:t>
+      </w:r>
+      <w:r>
+        <w:rPr>
+          <w:b/>
+        </w:rPr>
+        <w:t xml:space="preserve"> (VU)</w:t>
+      </w:r>
+      <w:r>
+        <w:t xml:space="preserve"> orsakar vitröta på granved och påträffas främst på och intill gamla fruktkroppar av ullticka (NT). Arten verkar föredra sluten skog med grova lågor och en fortgående minskning på nationell nivå bedöms pågå, huvudsakligen p.g.a. slutavverkning av äldre barrskog, samt att uppväxande brukade skogar innehåller påtagligt mindre mängd död ved av lämplig kvalitet (SLU Artdatabanken, 2026).</w:t>
+      </w:r>
+    </w:p>
+    <w:p>
+      <w:r>
+        <w:rPr>
+          <w:b/>
+        </w:rPr>
+        <w:t>Stuplav</w:t>
+      </w:r>
+      <w:r>
+        <w:t xml:space="preserve"> är en mycket bra signalart i hela sitt utbredningsområde och förekommer nästan enbart i skogsmiljöer med höga naturvärden. Den indikerar långvarig förekomst av gamla lövträd och miljöer med konstant hög luftfuktighet. I skogar med suboceaniskt klimat finns det en mycket sällsynt parasit, njurlavsknapp </w:t>
+      </w:r>
+      <w:r>
+        <w:rPr>
+          <w:i/>
+        </w:rPr>
+        <w:t>Pletocarpon nephromeum</w:t>
+      </w:r>
+      <w:r>
+        <w:t xml:space="preserve"> (EN), som växer på stuplav. Ytterligare tre sällsynta lavparasiter, </w:t>
+      </w:r>
+      <w:r>
+        <w:rPr>
+          <w:i/>
+        </w:rPr>
+        <w:t>Protounguicularia nephromatis</w:t>
+      </w:r>
+      <w:r>
+        <w:t xml:space="preserve"> (VU), </w:t>
+      </w:r>
+      <w:r>
+        <w:rPr>
+          <w:i/>
+        </w:rPr>
+        <w:t>Refractohilum galligenum</w:t>
+      </w:r>
+      <w:r>
+        <w:t xml:space="preserve"> (NT) och </w:t>
+      </w:r>
+      <w:r>
+        <w:rPr>
+          <w:i/>
+        </w:rPr>
+        <w:t>Roselliniella nephromatis</w:t>
+      </w:r>
+      <w:r>
+        <w:t xml:space="preserve"> (DD), kan också påträffas på stuplav. Stuplav är typisk art för </w:t>
+      </w:r>
+      <w:r>
+        <w:rPr>
+          <w:i/>
+        </w:rPr>
+        <w:t>9010 Taiga</w:t>
+      </w:r>
+      <w:r>
+        <w:t xml:space="preserve"> (SLU Artdatabanken, 2026; Nitare &amp; Skogsstyrelsen, 2019).</w:t>
+      </w:r>
+    </w:p>
+    <w:p>
+      <w:r>
+        <w:rPr>
+          <w:b/>
+        </w:rPr>
+        <w:t>Talltagel (NT)</w:t>
+      </w:r>
+      <w:r>
+        <w:t xml:space="preserve"> är en boreal art som förekommer på tall i äldre, öppna tallskogar. Den påverkas negativt av brist på kontinuitetsskog och minskningstakten bedöms vara nära gränsvärdet för Sårbar (VU). Talltagel är typisk art för </w:t>
+      </w:r>
+      <w:r>
+        <w:rPr>
+          <w:i/>
+        </w:rPr>
+        <w:t>9010 Taiga</w:t>
+      </w:r>
+      <w:r>
+        <w:t xml:space="preserve"> (SLU Artdatabanken, 2026).</w:t>
       </w:r>
     </w:p>
     <w:p>
@@ -583,78 +792,6 @@
         <w:pStyle w:val="Heading1"/>
       </w:pPr>
       <w:r>
-        <w:t>Fridlysta arter</w:t>
-      </w:r>
-    </w:p>
-    <w:p>
-      <w:r>
-        <w:t>Följande fridlysta arter har sina livsmiljöer och växtplatser i den avverkningsanmälda skogen: talltita (NT, §4) och tretåig hackspett (NT, §4).</w:t>
-      </w:r>
-    </w:p>
-    <w:p>
-      <w:r>
-        <w:t xml:space="preserve">Observera att medlemsländerna är skyldiga att agera i enlighet med EU:s fågeldirektiv där det uttryckligen står att direktivet gäller för fåglar samt för deras ägg, bon och </w:t>
-      </w:r>
-      <w:r>
-        <w:rPr>
-          <w:b/>
-        </w:rPr>
-        <w:t xml:space="preserve">livsmiljöer </w:t>
-      </w:r>
-      <w:r>
-        <w:t>(artikel 1). Vidare att de åtgärder som vidtas inte får leda till en försämring av den nuvarande situationen beträffande bevarandet av de fågelarter som avses i artikel 1 (artikel 13). Fågeldirektivet är styrande för tillsynsansvariga myndigheters ärendehantering, ställningstaganden och beslutsfattande.</w:t>
-      </w:r>
-    </w:p>
-    <w:p>
-      <w:r>
-        <w:rPr>
-          <w:b/>
-        </w:rPr>
-        <w:t>Talltita (NT, §4)</w:t>
-      </w:r>
-      <w:r>
-        <w:t>, rödlistad som nära hotad och prioriterad art i Skogsvårdslagen, har häckningsrevir i anmälan. Arten har minskat kraftigt de senaste 30 åren och minskningstakten innevarande 10-årsperiod beräknas till 20 (10–30) %. Talltitan är synnerligen trogen sitt cirka 15 hektar stora revir och är beroende av flerskiktade olikåldriga skogar för att kunna föda upp sina ungar. Talltitan försvinner om dess livsmiljö kalavverkas (Eggers &amp; Low, 2014; Ekman, 1979; Griesser et al, 2007; Klein, 2020; Siffczyk et al, 2003; SLU Artdatabanken, 2021).</w:t>
-      </w:r>
-    </w:p>
-    <w:p>
-      <w:r>
-        <w:rPr>
-          <w:b/>
-        </w:rPr>
-        <w:t>Tretåig hackspett (NT, §4)</w:t>
-      </w:r>
-      <w:r>
-        <w:t xml:space="preserve"> är rödlistad som nära hotad och ingår i bilaga 1 i EU:s fågeldirektiv. Tretåig hackspett är för sin överlevnad beroende av kontinuerlig tillförsel av äldre döende och död ved, som sker genom naturliga självgallringsprocesser i äldre grannaturskogar och barrblandade naturskogar. Om en skog genom skogsbruk gallras eller glesas ur så upphör och uteblir i stort sett den naturliga självgallringsprocessen för mycket lång tid framöver vilket omöjliggör upprätthållandet av den kontinuerliga ekologiska funktionen i ett område. Det finns studier som visar att naturskogens självgallringsprocess som den tretåiga hackspetten är beroende av, inte kan ersättas med efterlämnad hänsyn i skogsbruket (Imbeau &amp; Desrochers, 2002). Storleken på häckningsreviret varierar med skogstypen, förekomsten av död ved och graden av fragmentering, men är i allmänhet i storleksordningen 25–100 hektar. Vintertid krävs ofta betydligt större områden och det finns studier som antyder att arten behöver minst 100 hektar äldre skog. I områden med låg bonitet kan det behövas över 200 hektar lämpligt habitat för att ett par ska kunna reproducera sig. Områden med dokumenterad permanent förekomst i naturskogsmiljöer har vanligen så stora naturvärden att skogsbruk är olämpligt. Tretåig hackspett är typisk art för </w:t>
-      </w:r>
-      <w:r>
-        <w:rPr>
-          <w:i/>
-        </w:rPr>
-        <w:t xml:space="preserve">9010 Taiga, 9740 Skogsbevuxen myr, 9030 Landhöjningsskog </w:t>
-      </w:r>
-      <w:r>
-        <w:t xml:space="preserve">och </w:t>
-      </w:r>
-      <w:r>
-        <w:rPr>
-          <w:i/>
-        </w:rPr>
-        <w:t>9040 Fjällbjörkskog</w:t>
-      </w:r>
-      <w:r>
-        <w:t xml:space="preserve"> (Skogsstyrelsen, 2016; SLU Artdatabanken, 2024).</w:t>
-      </w:r>
-    </w:p>
-    <w:p>
-      <w:r>
-        <w:t>I BILAGA 1 finns mer detaljerad information om ekologi samt krav på livsmiljö hos fridlysta arter.</w:t>
-      </w:r>
-    </w:p>
-    <w:p>
-      <w:pPr>
-        <w:pStyle w:val="Heading1"/>
-      </w:pPr>
-      <w:r>
         <w:t>Certifiering</w:t>
       </w:r>
     </w:p>
@@ -735,10 +872,18 @@
         <w:rPr>
           <w:b/>
         </w:rPr>
-        <w:t xml:space="preserve">6.4.3 </w:t>
-      </w:r>
-      <w:r>
-        <w:t>Bevarandeåtgärder genomförs för de kända förekomster av rödlistade arter som påverkas av skogsbruk.</w:t>
+        <w:t xml:space="preserve">6.4.1 </w:t>
+      </w:r>
+      <w:r>
+        <w:t>Följande biotoper undantas från alla skogsbruksåtgärder, förutom åtgärder påkallade för att bevara eller främja biotopens naturliga eller hävdbetingade biologiska mångfald:</w:t>
+      </w:r>
+    </w:p>
+    <w:p>
+      <w:pPr>
+        <w:ind w:left="357"/>
+      </w:pPr>
+      <w:r>
+        <w:t>b) nyckelbiotoper enligt Skogsstyrelsens definition och metod (1995)</w:t>
       </w:r>
     </w:p>
     <w:p>
@@ -756,7 +901,36 @@
         <w:rPr>
           <w:i/>
         </w:rPr>
-        <w:t>I det avverkningsanmälda skogsområdet har 16 naturvårdsarter varav 13 rödlistade arter sina livsmiljöer och växtplatser.</w:t>
+        <w:t>I det avverkningsanmälda skogsområdet har 21 rödlistade arter och signalarter påträffats. Detta ska jämföras med Skogsstyrelsens uppföljning 2017 av nyckelbiotoper som visade att man i genomsnitt hittar 20,6 olika rödlistade arter och signalarter i en nyckelbiotop (Wijk, S. 2017. Biologisk mångfald i nyckelbiotoper – Resultat från inventeringen “Uppföljning biologisk mångfald” 2009–2015. Rapport 4/2017 Skogsstyrelsen, Jönköping).</w:t>
+      </w:r>
+    </w:p>
+    <w:p>
+      <w:r>
+        <w:rPr>
+          <w:b/>
+        </w:rPr>
+        <w:t xml:space="preserve">6.4.3 </w:t>
+      </w:r>
+      <w:r>
+        <w:t>Bevarandeåtgärder genomförs för de kända förekomster av rödlistade arter som påverkas av skogsbruk.</w:t>
+      </w:r>
+    </w:p>
+    <w:p>
+      <w:pPr>
+        <w:pStyle w:val="ListBullet"/>
+      </w:pPr>
+      <w:r>
+        <w:rPr>
+          <w:b/>
+          <w:i/>
+        </w:rPr>
+        <w:t xml:space="preserve">Kommentar: </w:t>
+      </w:r>
+      <w:r>
+        <w:rPr>
+          <w:i/>
+        </w:rPr>
+        <w:t>I det avverkningsanmälda skogsområdet har 21 naturvårdsarter varav 17 rödlistade arter sina livsmiljöer och växtplatser.</w:t>
       </w:r>
     </w:p>
     <w:p>
@@ -1396,7 +1570,7 @@
 </file>
 
 <file path=word/endnotes.xml><?xml version="1.0" encoding="utf-8"?>
-<w:endnotes xmlns:wpc="http://schemas.microsoft.com/office/word/2010/wordprocessingCanvas" xmlns:cx="http://schemas.microsoft.com/office/drawing/2014/chartex" xmlns:cx1="http://schemas.microsoft.com/office/drawing/2015/9/8/chartex" xmlns:cx2="http://schemas.microsoft.com/office/drawing/2015/10/21/chartex" xmlns:cx3="http://schemas.microsoft.com/office/drawing/2016/5/9/chartex" xmlns:cx4="http://schemas.microsoft.com/office/drawing/2016/5/10/chartex" xmlns:cx5="http://schemas.microsoft.com/office/drawing/2016/5/11/chartex" xmlns:cx6="http://schemas.microsoft.com/office/drawing/2016/5/12/chartex" xmlns:cx7="http://schemas.microsoft.com/office/drawing/2016/5/13/chartex" xmlns:cx8="http://schemas.microsoft.com/office/drawing/2016/5/14/chartex" xmlns:mc="http://schemas.openxmlformats.org/markup-compatibility/2006" xmlns:aink="http://schemas.microsoft.com/office/drawing/2016/ink" xmlns:am3d="http://schemas.microsoft.com/office/drawing/2017/model3d" xmlns:o="urn:schemas-microsoft-com:office:office" xmlns:oel="http://schemas.microsoft.com/office/2019/extlst" xmlns:r="http://schemas.openxmlformats.org/officeDocument/2006/relationships" xmlns:m="http://schemas.openxmlformats.org/officeDocument/2006/math" xmlns:v="urn:schemas-microsoft-com:vml" xmlns:wp14="http://schemas.microsoft.com/office/word/2010/wordprocessingDrawing" xmlns:wp="http://schemas.openxmlformats.org/drawingml/2006/wordprocessingDrawing" xmlns:w10="urn:schemas-microsoft-com:office:word" xmlns:w="http://schemas.openxmlformats.org/wordprocessingml/2006/main" xmlns:w14="http://schemas.microsoft.com/office/word/2010/wordml" xmlns:w15="http://schemas.microsoft.com/office/word/2012/wordml" xmlns:w16cex="http://schemas.microsoft.com/office/word/2018/wordml/cex" xmlns:w16cid="http://schemas.microsoft.com/office/word/2016/wordml/cid" xmlns:w16="http://schemas.microsoft.com/office/word/2018/wordml" xmlns:w16sdtdh="http://schemas.microsoft.com/office/word/2020/wordml/sdtdatahash" xmlns:w16se="http://schemas.microsoft.com/office/word/2015/wordml/symex" xmlns:wpg="http://schemas.microsoft.com/office/word/2010/wordprocessingGroup" xmlns:wpi="http://schemas.microsoft.com/office/word/2010/wordprocessingInk" xmlns:wne="http://schemas.microsoft.com/office/word/2006/wordml" xmlns:wps="http://schemas.microsoft.com/office/word/2010/wordprocessingShape" mc:Ignorable="w14 w15 w16se w16cid w16 w16cex w16sdtdh wp14">
+<w:endnotes xmlns:wpc="http://schemas.microsoft.com/office/word/2010/wordprocessingCanvas" xmlns:cx="http://schemas.microsoft.com/office/drawing/2014/chartex" xmlns:cx1="http://schemas.microsoft.com/office/drawing/2015/9/8/chartex" xmlns:cx2="http://schemas.microsoft.com/office/drawing/2015/10/21/chartex" xmlns:cx3="http://schemas.microsoft.com/office/drawing/2016/5/9/chartex" xmlns:cx4="http://schemas.microsoft.com/office/drawing/2016/5/10/chartex" xmlns:cx5="http://schemas.microsoft.com/office/drawing/2016/5/11/chartex" xmlns:cx6="http://schemas.microsoft.com/office/drawing/2016/5/12/chartex" xmlns:cx7="http://schemas.microsoft.com/office/drawing/2016/5/13/chartex" xmlns:cx8="http://schemas.microsoft.com/office/drawing/2016/5/14/chartex" xmlns:mc="http://schemas.openxmlformats.org/markup-compatibility/2006" xmlns:aink="http://schemas.microsoft.com/office/drawing/2016/ink" xmlns:am3d="http://schemas.microsoft.com/office/drawing/2017/model3d" xmlns:o="urn:schemas-microsoft-com:office:office" xmlns:oel="http://schemas.microsoft.com/office/2019/extlst" xmlns:r="http://schemas.openxmlformats.org/officeDocument/2006/relationships" xmlns:m="http://schemas.openxmlformats.org/officeDocument/2006/math" xmlns:v="urn:schemas-microsoft-com:vml" xmlns:wp14="http://schemas.microsoft.com/office/word/2010/wordprocessingDrawing" xmlns:wp="http://schemas.openxmlformats.org/drawingml/2006/wordprocessingDrawing" xmlns:w10="urn:schemas-microsoft-com:office:word" xmlns:w="http://schemas.openxmlformats.org/wordprocessingml/2006/main" xmlns:w14="http://schemas.microsoft.com/office/word/2010/wordml" xmlns:w15="http://schemas.microsoft.com/office/word/2012/wordml" xmlns:w16cex="http://schemas.microsoft.com/office/word/2018/wordml/cex" xmlns:w16cid="http://schemas.microsoft.com/office/word/2016/wordml/cid" xmlns:w16="http://schemas.microsoft.com/office/word/2018/wordml" xmlns:w16du="http://schemas.microsoft.com/office/word/2023/wordml/word16du" xmlns:w16sdtdh="http://schemas.microsoft.com/office/word/2020/wordml/sdtdatahash" xmlns:w16sdtfl="http://schemas.microsoft.com/office/word/2024/wordml/sdtformatlock" xmlns:w16se="http://schemas.microsoft.com/office/word/2015/wordml/symex" xmlns:wpg="http://schemas.microsoft.com/office/word/2010/wordprocessingGroup" xmlns:wpi="http://schemas.microsoft.com/office/word/2010/wordprocessingInk" xmlns:wne="http://schemas.microsoft.com/office/word/2006/wordml" xmlns:wps="http://schemas.microsoft.com/office/word/2010/wordprocessingShape" mc:Ignorable="w14 w15 w16se w16cid w16 w16cex w16sdtdh w16sdtfl w16du wp14">
   <w:endnote w:type="separator" w:id="-1">
     <w:p>
       <w:pPr>
@@ -1421,7 +1595,7 @@
 </file>
 
 <file path=word/footer1.xml><?xml version="1.0" encoding="utf-8"?>
-<w:ftr xmlns:wpc="http://schemas.microsoft.com/office/word/2010/wordprocessingCanvas" xmlns:cx="http://schemas.microsoft.com/office/drawing/2014/chartex" xmlns:cx1="http://schemas.microsoft.com/office/drawing/2015/9/8/chartex" xmlns:cx2="http://schemas.microsoft.com/office/drawing/2015/10/21/chartex" xmlns:cx3="http://schemas.microsoft.com/office/drawing/2016/5/9/chartex" xmlns:cx4="http://schemas.microsoft.com/office/drawing/2016/5/10/chartex" xmlns:cx5="http://schemas.microsoft.com/office/drawing/2016/5/11/chartex" xmlns:cx6="http://schemas.microsoft.com/office/drawing/2016/5/12/chartex" xmlns:cx7="http://schemas.microsoft.com/office/drawing/2016/5/13/chartex" xmlns:cx8="http://schemas.microsoft.com/office/drawing/2016/5/14/chartex" xmlns:mc="http://schemas.openxmlformats.org/markup-compatibility/2006" xmlns:aink="http://schemas.microsoft.com/office/drawing/2016/ink" xmlns:am3d="http://schemas.microsoft.com/office/drawing/2017/model3d" xmlns:o="urn:schemas-microsoft-com:office:office" xmlns:oel="http://schemas.microsoft.com/office/2019/extlst" xmlns:r="http://schemas.openxmlformats.org/officeDocument/2006/relationships" xmlns:m="http://schemas.openxmlformats.org/officeDocument/2006/math" xmlns:v="urn:schemas-microsoft-com:vml" xmlns:wp14="http://schemas.microsoft.com/office/word/2010/wordprocessingDrawing" xmlns:wp="http://schemas.openxmlformats.org/drawingml/2006/wordprocessingDrawing" xmlns:w10="urn:schemas-microsoft-com:office:word" xmlns:w="http://schemas.openxmlformats.org/wordprocessingml/2006/main" xmlns:w14="http://schemas.microsoft.com/office/word/2010/wordml" xmlns:w15="http://schemas.microsoft.com/office/word/2012/wordml" xmlns:w16cex="http://schemas.microsoft.com/office/word/2018/wordml/cex" xmlns:w16cid="http://schemas.microsoft.com/office/word/2016/wordml/cid" xmlns:w16="http://schemas.microsoft.com/office/word/2018/wordml" xmlns:w16sdtdh="http://schemas.microsoft.com/office/word/2020/wordml/sdtdatahash" xmlns:w16se="http://schemas.microsoft.com/office/word/2015/wordml/symex" xmlns:wpg="http://schemas.microsoft.com/office/word/2010/wordprocessingGroup" xmlns:wpi="http://schemas.microsoft.com/office/word/2010/wordprocessingInk" xmlns:wne="http://schemas.microsoft.com/office/word/2006/wordml" xmlns:wps="http://schemas.microsoft.com/office/word/2010/wordprocessingShape" mc:Ignorable="w14 w15 w16se w16cid w16 w16cex w16sdtdh wp14">
+<w:ftr xmlns:wpc="http://schemas.microsoft.com/office/word/2010/wordprocessingCanvas" xmlns:cx="http://schemas.microsoft.com/office/drawing/2014/chartex" xmlns:cx1="http://schemas.microsoft.com/office/drawing/2015/9/8/chartex" xmlns:cx2="http://schemas.microsoft.com/office/drawing/2015/10/21/chartex" xmlns:cx3="http://schemas.microsoft.com/office/drawing/2016/5/9/chartex" xmlns:cx4="http://schemas.microsoft.com/office/drawing/2016/5/10/chartex" xmlns:cx5="http://schemas.microsoft.com/office/drawing/2016/5/11/chartex" xmlns:cx6="http://schemas.microsoft.com/office/drawing/2016/5/12/chartex" xmlns:cx7="http://schemas.microsoft.com/office/drawing/2016/5/13/chartex" xmlns:cx8="http://schemas.microsoft.com/office/drawing/2016/5/14/chartex" xmlns:mc="http://schemas.openxmlformats.org/markup-compatibility/2006" xmlns:aink="http://schemas.microsoft.com/office/drawing/2016/ink" xmlns:am3d="http://schemas.microsoft.com/office/drawing/2017/model3d" xmlns:o="urn:schemas-microsoft-com:office:office" xmlns:oel="http://schemas.microsoft.com/office/2019/extlst" xmlns:r="http://schemas.openxmlformats.org/officeDocument/2006/relationships" xmlns:m="http://schemas.openxmlformats.org/officeDocument/2006/math" xmlns:v="urn:schemas-microsoft-com:vml" xmlns:wp14="http://schemas.microsoft.com/office/word/2010/wordprocessingDrawing" xmlns:wp="http://schemas.openxmlformats.org/drawingml/2006/wordprocessingDrawing" xmlns:w10="urn:schemas-microsoft-com:office:word" xmlns:w="http://schemas.openxmlformats.org/wordprocessingml/2006/main" xmlns:w14="http://schemas.microsoft.com/office/word/2010/wordml" xmlns:w15="http://schemas.microsoft.com/office/word/2012/wordml" xmlns:w16cex="http://schemas.microsoft.com/office/word/2018/wordml/cex" xmlns:w16cid="http://schemas.microsoft.com/office/word/2016/wordml/cid" xmlns:w16="http://schemas.microsoft.com/office/word/2018/wordml" xmlns:w16du="http://schemas.microsoft.com/office/word/2023/wordml/word16du" xmlns:w16sdtdh="http://schemas.microsoft.com/office/word/2020/wordml/sdtdatahash" xmlns:w16sdtfl="http://schemas.microsoft.com/office/word/2024/wordml/sdtformatlock" xmlns:w16se="http://schemas.microsoft.com/office/word/2015/wordml/symex" xmlns:wpg="http://schemas.microsoft.com/office/word/2010/wordprocessingGroup" xmlns:wpi="http://schemas.microsoft.com/office/word/2010/wordprocessingInk" xmlns:wne="http://schemas.microsoft.com/office/word/2006/wordml" xmlns:wps="http://schemas.microsoft.com/office/word/2010/wordprocessingShape" mc:Ignorable="w14 w15 w16se w16cid w16 w16cex w16sdtdh w16sdtfl w16du wp14">
   <w:p>
     <w:pPr>
       <w:pStyle w:val="Footer"/>
@@ -1431,7 +1605,7 @@
 </file>
 
 <file path=word/footer2.xml><?xml version="1.0" encoding="utf-8"?>
-<w:ftr xmlns:wpc="http://schemas.microsoft.com/office/word/2010/wordprocessingCanvas" xmlns:cx="http://schemas.microsoft.com/office/drawing/2014/chartex" xmlns:cx1="http://schemas.microsoft.com/office/drawing/2015/9/8/chartex" xmlns:cx2="http://schemas.microsoft.com/office/drawing/2015/10/21/chartex" xmlns:cx3="http://schemas.microsoft.com/office/drawing/2016/5/9/chartex" xmlns:cx4="http://schemas.microsoft.com/office/drawing/2016/5/10/chartex" xmlns:cx5="http://schemas.microsoft.com/office/drawing/2016/5/11/chartex" xmlns:cx6="http://schemas.microsoft.com/office/drawing/2016/5/12/chartex" xmlns:cx7="http://schemas.microsoft.com/office/drawing/2016/5/13/chartex" xmlns:cx8="http://schemas.microsoft.com/office/drawing/2016/5/14/chartex" xmlns:mc="http://schemas.openxmlformats.org/markup-compatibility/2006" xmlns:aink="http://schemas.microsoft.com/office/drawing/2016/ink" xmlns:am3d="http://schemas.microsoft.com/office/drawing/2017/model3d" xmlns:o="urn:schemas-microsoft-com:office:office" xmlns:oel="http://schemas.microsoft.com/office/2019/extlst" xmlns:r="http://schemas.openxmlformats.org/officeDocument/2006/relationships" xmlns:m="http://schemas.openxmlformats.org/officeDocument/2006/math" xmlns:v="urn:schemas-microsoft-com:vml" xmlns:wp14="http://schemas.microsoft.com/office/word/2010/wordprocessingDrawing" xmlns:wp="http://schemas.openxmlformats.org/drawingml/2006/wordprocessingDrawing" xmlns:w10="urn:schemas-microsoft-com:office:word" xmlns:w="http://schemas.openxmlformats.org/wordprocessingml/2006/main" xmlns:w14="http://schemas.microsoft.com/office/word/2010/wordml" xmlns:w15="http://schemas.microsoft.com/office/word/2012/wordml" xmlns:w16cex="http://schemas.microsoft.com/office/word/2018/wordml/cex" xmlns:w16cid="http://schemas.microsoft.com/office/word/2016/wordml/cid" xmlns:w16="http://schemas.microsoft.com/office/word/2018/wordml" xmlns:w16sdtdh="http://schemas.microsoft.com/office/word/2020/wordml/sdtdatahash" xmlns:w16se="http://schemas.microsoft.com/office/word/2015/wordml/symex" xmlns:wpg="http://schemas.microsoft.com/office/word/2010/wordprocessingGroup" xmlns:wpi="http://schemas.microsoft.com/office/word/2010/wordprocessingInk" xmlns:wne="http://schemas.microsoft.com/office/word/2006/wordml" xmlns:wps="http://schemas.microsoft.com/office/word/2010/wordprocessingShape" mc:Ignorable="w14 w15 w16se w16cid w16 w16cex w16sdtdh wp14">
+<w:ftr xmlns:wpc="http://schemas.microsoft.com/office/word/2010/wordprocessingCanvas" xmlns:cx="http://schemas.microsoft.com/office/drawing/2014/chartex" xmlns:cx1="http://schemas.microsoft.com/office/drawing/2015/9/8/chartex" xmlns:cx2="http://schemas.microsoft.com/office/drawing/2015/10/21/chartex" xmlns:cx3="http://schemas.microsoft.com/office/drawing/2016/5/9/chartex" xmlns:cx4="http://schemas.microsoft.com/office/drawing/2016/5/10/chartex" xmlns:cx5="http://schemas.microsoft.com/office/drawing/2016/5/11/chartex" xmlns:cx6="http://schemas.microsoft.com/office/drawing/2016/5/12/chartex" xmlns:cx7="http://schemas.microsoft.com/office/drawing/2016/5/13/chartex" xmlns:cx8="http://schemas.microsoft.com/office/drawing/2016/5/14/chartex" xmlns:mc="http://schemas.openxmlformats.org/markup-compatibility/2006" xmlns:aink="http://schemas.microsoft.com/office/drawing/2016/ink" xmlns:am3d="http://schemas.microsoft.com/office/drawing/2017/model3d" xmlns:o="urn:schemas-microsoft-com:office:office" xmlns:oel="http://schemas.microsoft.com/office/2019/extlst" xmlns:r="http://schemas.openxmlformats.org/officeDocument/2006/relationships" xmlns:m="http://schemas.openxmlformats.org/officeDocument/2006/math" xmlns:v="urn:schemas-microsoft-com:vml" xmlns:wp14="http://schemas.microsoft.com/office/word/2010/wordprocessingDrawing" xmlns:wp="http://schemas.openxmlformats.org/drawingml/2006/wordprocessingDrawing" xmlns:w10="urn:schemas-microsoft-com:office:word" xmlns:w="http://schemas.openxmlformats.org/wordprocessingml/2006/main" xmlns:w14="http://schemas.microsoft.com/office/word/2010/wordml" xmlns:w15="http://schemas.microsoft.com/office/word/2012/wordml" xmlns:w16cex="http://schemas.microsoft.com/office/word/2018/wordml/cex" xmlns:w16cid="http://schemas.microsoft.com/office/word/2016/wordml/cid" xmlns:w16="http://schemas.microsoft.com/office/word/2018/wordml" xmlns:w16du="http://schemas.microsoft.com/office/word/2023/wordml/word16du" xmlns:w16sdtdh="http://schemas.microsoft.com/office/word/2020/wordml/sdtdatahash" xmlns:w16sdtfl="http://schemas.microsoft.com/office/word/2024/wordml/sdtformatlock" xmlns:w16se="http://schemas.microsoft.com/office/word/2015/wordml/symex" xmlns:wpg="http://schemas.microsoft.com/office/word/2010/wordprocessingGroup" xmlns:wpi="http://schemas.microsoft.com/office/word/2010/wordprocessingInk" xmlns:wne="http://schemas.microsoft.com/office/word/2006/wordml" xmlns:wps="http://schemas.microsoft.com/office/word/2010/wordprocessingShape" mc:Ignorable="w14 w15 w16se w16cid w16 w16cex w16sdtdh w16sdtfl w16du wp14">
   <w:p>
     <w:pPr>
       <w:pStyle w:val="Footer"/>
@@ -1441,7 +1615,7 @@
 </file>
 
 <file path=word/footer3.xml><?xml version="1.0" encoding="utf-8"?>
-<w:ftr xmlns:wpc="http://schemas.microsoft.com/office/word/2010/wordprocessingCanvas" xmlns:cx="http://schemas.microsoft.com/office/drawing/2014/chartex" xmlns:cx1="http://schemas.microsoft.com/office/drawing/2015/9/8/chartex" xmlns:cx2="http://schemas.microsoft.com/office/drawing/2015/10/21/chartex" xmlns:cx3="http://schemas.microsoft.com/office/drawing/2016/5/9/chartex" xmlns:cx4="http://schemas.microsoft.com/office/drawing/2016/5/10/chartex" xmlns:cx5="http://schemas.microsoft.com/office/drawing/2016/5/11/chartex" xmlns:cx6="http://schemas.microsoft.com/office/drawing/2016/5/12/chartex" xmlns:cx7="http://schemas.microsoft.com/office/drawing/2016/5/13/chartex" xmlns:cx8="http://schemas.microsoft.com/office/drawing/2016/5/14/chartex" xmlns:mc="http://schemas.openxmlformats.org/markup-compatibility/2006" xmlns:aink="http://schemas.microsoft.com/office/drawing/2016/ink" xmlns:am3d="http://schemas.microsoft.com/office/drawing/2017/model3d" xmlns:o="urn:schemas-microsoft-com:office:office" xmlns:oel="http://schemas.microsoft.com/office/2019/extlst" xmlns:r="http://schemas.openxmlformats.org/officeDocument/2006/relationships" xmlns:m="http://schemas.openxmlformats.org/officeDocument/2006/math" xmlns:v="urn:schemas-microsoft-com:vml" xmlns:wp14="http://schemas.microsoft.com/office/word/2010/wordprocessingDrawing" xmlns:wp="http://schemas.openxmlformats.org/drawingml/2006/wordprocessingDrawing" xmlns:w10="urn:schemas-microsoft-com:office:word" xmlns:w="http://schemas.openxmlformats.org/wordprocessingml/2006/main" xmlns:w14="http://schemas.microsoft.com/office/word/2010/wordml" xmlns:w15="http://schemas.microsoft.com/office/word/2012/wordml" xmlns:w16cex="http://schemas.microsoft.com/office/word/2018/wordml/cex" xmlns:w16cid="http://schemas.microsoft.com/office/word/2016/wordml/cid" xmlns:w16="http://schemas.microsoft.com/office/word/2018/wordml" xmlns:w16sdtdh="http://schemas.microsoft.com/office/word/2020/wordml/sdtdatahash" xmlns:w16se="http://schemas.microsoft.com/office/word/2015/wordml/symex" xmlns:wpg="http://schemas.microsoft.com/office/word/2010/wordprocessingGroup" xmlns:wpi="http://schemas.microsoft.com/office/word/2010/wordprocessingInk" xmlns:wne="http://schemas.microsoft.com/office/word/2006/wordml" xmlns:wps="http://schemas.microsoft.com/office/word/2010/wordprocessingShape" mc:Ignorable="w14 w15 w16se w16cid w16 w16cex w16sdtdh wp14">
+<w:ftr xmlns:wpc="http://schemas.microsoft.com/office/word/2010/wordprocessingCanvas" xmlns:cx="http://schemas.microsoft.com/office/drawing/2014/chartex" xmlns:cx1="http://schemas.microsoft.com/office/drawing/2015/9/8/chartex" xmlns:cx2="http://schemas.microsoft.com/office/drawing/2015/10/21/chartex" xmlns:cx3="http://schemas.microsoft.com/office/drawing/2016/5/9/chartex" xmlns:cx4="http://schemas.microsoft.com/office/drawing/2016/5/10/chartex" xmlns:cx5="http://schemas.microsoft.com/office/drawing/2016/5/11/chartex" xmlns:cx6="http://schemas.microsoft.com/office/drawing/2016/5/12/chartex" xmlns:cx7="http://schemas.microsoft.com/office/drawing/2016/5/13/chartex" xmlns:cx8="http://schemas.microsoft.com/office/drawing/2016/5/14/chartex" xmlns:mc="http://schemas.openxmlformats.org/markup-compatibility/2006" xmlns:aink="http://schemas.microsoft.com/office/drawing/2016/ink" xmlns:am3d="http://schemas.microsoft.com/office/drawing/2017/model3d" xmlns:o="urn:schemas-microsoft-com:office:office" xmlns:oel="http://schemas.microsoft.com/office/2019/extlst" xmlns:r="http://schemas.openxmlformats.org/officeDocument/2006/relationships" xmlns:m="http://schemas.openxmlformats.org/officeDocument/2006/math" xmlns:v="urn:schemas-microsoft-com:vml" xmlns:wp14="http://schemas.microsoft.com/office/word/2010/wordprocessingDrawing" xmlns:wp="http://schemas.openxmlformats.org/drawingml/2006/wordprocessingDrawing" xmlns:w10="urn:schemas-microsoft-com:office:word" xmlns:w="http://schemas.openxmlformats.org/wordprocessingml/2006/main" xmlns:w14="http://schemas.microsoft.com/office/word/2010/wordml" xmlns:w15="http://schemas.microsoft.com/office/word/2012/wordml" xmlns:w16cex="http://schemas.microsoft.com/office/word/2018/wordml/cex" xmlns:w16cid="http://schemas.microsoft.com/office/word/2016/wordml/cid" xmlns:w16="http://schemas.microsoft.com/office/word/2018/wordml" xmlns:w16du="http://schemas.microsoft.com/office/word/2023/wordml/word16du" xmlns:w16sdtdh="http://schemas.microsoft.com/office/word/2020/wordml/sdtdatahash" xmlns:w16sdtfl="http://schemas.microsoft.com/office/word/2024/wordml/sdtformatlock" xmlns:w16se="http://schemas.microsoft.com/office/word/2015/wordml/symex" xmlns:wpg="http://schemas.microsoft.com/office/word/2010/wordprocessingGroup" xmlns:wpi="http://schemas.microsoft.com/office/word/2010/wordprocessingInk" xmlns:wne="http://schemas.microsoft.com/office/word/2006/wordml" xmlns:wps="http://schemas.microsoft.com/office/word/2010/wordprocessingShape" mc:Ignorable="w14 w15 w16se w16cid w16 w16cex w16sdtdh w16sdtfl w16du wp14">
   <w:p>
     <w:pPr>
       <w:pStyle w:val="Footer"/>
@@ -1451,7 +1625,7 @@
 </file>
 
 <file path=word/footnotes.xml><?xml version="1.0" encoding="utf-8"?>
-<w:footnotes xmlns:wpc="http://schemas.microsoft.com/office/word/2010/wordprocessingCanvas" xmlns:cx="http://schemas.microsoft.com/office/drawing/2014/chartex" xmlns:cx1="http://schemas.microsoft.com/office/drawing/2015/9/8/chartex" xmlns:cx2="http://schemas.microsoft.com/office/drawing/2015/10/21/chartex" xmlns:cx3="http://schemas.microsoft.com/office/drawing/2016/5/9/chartex" xmlns:cx4="http://schemas.microsoft.com/office/drawing/2016/5/10/chartex" xmlns:cx5="http://schemas.microsoft.com/office/drawing/2016/5/11/chartex" xmlns:cx6="http://schemas.microsoft.com/office/drawing/2016/5/12/chartex" xmlns:cx7="http://schemas.microsoft.com/office/drawing/2016/5/13/chartex" xmlns:cx8="http://schemas.microsoft.com/office/drawing/2016/5/14/chartex" xmlns:mc="http://schemas.openxmlformats.org/markup-compatibility/2006" xmlns:aink="http://schemas.microsoft.com/office/drawing/2016/ink" xmlns:am3d="http://schemas.microsoft.com/office/drawing/2017/model3d" xmlns:o="urn:schemas-microsoft-com:office:office" xmlns:oel="http://schemas.microsoft.com/office/2019/extlst" xmlns:r="http://schemas.openxmlformats.org/officeDocument/2006/relationships" xmlns:m="http://schemas.openxmlformats.org/officeDocument/2006/math" xmlns:v="urn:schemas-microsoft-com:vml" xmlns:wp14="http://schemas.microsoft.com/office/word/2010/wordprocessingDrawing" xmlns:wp="http://schemas.openxmlformats.org/drawingml/2006/wordprocessingDrawing" xmlns:w10="urn:schemas-microsoft-com:office:word" xmlns:w="http://schemas.openxmlformats.org/wordprocessingml/2006/main" xmlns:w14="http://schemas.microsoft.com/office/word/2010/wordml" xmlns:w15="http://schemas.microsoft.com/office/word/2012/wordml" xmlns:w16cex="http://schemas.microsoft.com/office/word/2018/wordml/cex" xmlns:w16cid="http://schemas.microsoft.com/office/word/2016/wordml/cid" xmlns:w16="http://schemas.microsoft.com/office/word/2018/wordml" xmlns:w16sdtdh="http://schemas.microsoft.com/office/word/2020/wordml/sdtdatahash" xmlns:w16se="http://schemas.microsoft.com/office/word/2015/wordml/symex" xmlns:wpg="http://schemas.microsoft.com/office/word/2010/wordprocessingGroup" xmlns:wpi="http://schemas.microsoft.com/office/word/2010/wordprocessingInk" xmlns:wne="http://schemas.microsoft.com/office/word/2006/wordml" xmlns:wps="http://schemas.microsoft.com/office/word/2010/wordprocessingShape" mc:Ignorable="w14 w15 w16se w16cid w16 w16cex w16sdtdh wp14">
+<w:footnotes xmlns:wpc="http://schemas.microsoft.com/office/word/2010/wordprocessingCanvas" xmlns:cx="http://schemas.microsoft.com/office/drawing/2014/chartex" xmlns:cx1="http://schemas.microsoft.com/office/drawing/2015/9/8/chartex" xmlns:cx2="http://schemas.microsoft.com/office/drawing/2015/10/21/chartex" xmlns:cx3="http://schemas.microsoft.com/office/drawing/2016/5/9/chartex" xmlns:cx4="http://schemas.microsoft.com/office/drawing/2016/5/10/chartex" xmlns:cx5="http://schemas.microsoft.com/office/drawing/2016/5/11/chartex" xmlns:cx6="http://schemas.microsoft.com/office/drawing/2016/5/12/chartex" xmlns:cx7="http://schemas.microsoft.com/office/drawing/2016/5/13/chartex" xmlns:cx8="http://schemas.microsoft.com/office/drawing/2016/5/14/chartex" xmlns:mc="http://schemas.openxmlformats.org/markup-compatibility/2006" xmlns:aink="http://schemas.microsoft.com/office/drawing/2016/ink" xmlns:am3d="http://schemas.microsoft.com/office/drawing/2017/model3d" xmlns:o="urn:schemas-microsoft-com:office:office" xmlns:oel="http://schemas.microsoft.com/office/2019/extlst" xmlns:r="http://schemas.openxmlformats.org/officeDocument/2006/relationships" xmlns:m="http://schemas.openxmlformats.org/officeDocument/2006/math" xmlns:v="urn:schemas-microsoft-com:vml" xmlns:wp14="http://schemas.microsoft.com/office/word/2010/wordprocessingDrawing" xmlns:wp="http://schemas.openxmlformats.org/drawingml/2006/wordprocessingDrawing" xmlns:w10="urn:schemas-microsoft-com:office:word" xmlns:w="http://schemas.openxmlformats.org/wordprocessingml/2006/main" xmlns:w14="http://schemas.microsoft.com/office/word/2010/wordml" xmlns:w15="http://schemas.microsoft.com/office/word/2012/wordml" xmlns:w16cex="http://schemas.microsoft.com/office/word/2018/wordml/cex" xmlns:w16cid="http://schemas.microsoft.com/office/word/2016/wordml/cid" xmlns:w16="http://schemas.microsoft.com/office/word/2018/wordml" xmlns:w16du="http://schemas.microsoft.com/office/word/2023/wordml/word16du" xmlns:w16sdtdh="http://schemas.microsoft.com/office/word/2020/wordml/sdtdatahash" xmlns:w16sdtfl="http://schemas.microsoft.com/office/word/2024/wordml/sdtformatlock" xmlns:w16se="http://schemas.microsoft.com/office/word/2015/wordml/symex" xmlns:wpg="http://schemas.microsoft.com/office/word/2010/wordprocessingGroup" xmlns:wpi="http://schemas.microsoft.com/office/word/2010/wordprocessingInk" xmlns:wne="http://schemas.microsoft.com/office/word/2006/wordml" xmlns:wps="http://schemas.microsoft.com/office/word/2010/wordprocessingShape" mc:Ignorable="w14 w15 w16se w16cid w16 w16cex w16sdtdh w16sdtfl w16du wp14">
   <w:footnote w:type="separator" w:id="-1">
     <w:p>
       <w:pPr>
@@ -1476,7 +1650,7 @@
 </file>
 
 <file path=word/header1.xml><?xml version="1.0" encoding="utf-8"?>
-<w:hdr xmlns:wpc="http://schemas.microsoft.com/office/word/2010/wordprocessingCanvas" xmlns:cx="http://schemas.microsoft.com/office/drawing/2014/chartex" xmlns:cx1="http://schemas.microsoft.com/office/drawing/2015/9/8/chartex" xmlns:cx2="http://schemas.microsoft.com/office/drawing/2015/10/21/chartex" xmlns:cx3="http://schemas.microsoft.com/office/drawing/2016/5/9/chartex" xmlns:cx4="http://schemas.microsoft.com/office/drawing/2016/5/10/chartex" xmlns:cx5="http://schemas.microsoft.com/office/drawing/2016/5/11/chartex" xmlns:cx6="http://schemas.microsoft.com/office/drawing/2016/5/12/chartex" xmlns:cx7="http://schemas.microsoft.com/office/drawing/2016/5/13/chartex" xmlns:cx8="http://schemas.microsoft.com/office/drawing/2016/5/14/chartex" xmlns:mc="http://schemas.openxmlformats.org/markup-compatibility/2006" xmlns:aink="http://schemas.microsoft.com/office/drawing/2016/ink" xmlns:am3d="http://schemas.microsoft.com/office/drawing/2017/model3d" xmlns:o="urn:schemas-microsoft-com:office:office" xmlns:oel="http://schemas.microsoft.com/office/2019/extlst" xmlns:r="http://schemas.openxmlformats.org/officeDocument/2006/relationships" xmlns:m="http://schemas.openxmlformats.org/officeDocument/2006/math" xmlns:v="urn:schemas-microsoft-com:vml" xmlns:wp14="http://schemas.microsoft.com/office/word/2010/wordprocessingDrawing" xmlns:wp="http://schemas.openxmlformats.org/drawingml/2006/wordprocessingDrawing" xmlns:w10="urn:schemas-microsoft-com:office:word" xmlns:w="http://schemas.openxmlformats.org/wordprocessingml/2006/main" xmlns:w14="http://schemas.microsoft.com/office/word/2010/wordml" xmlns:w15="http://schemas.microsoft.com/office/word/2012/wordml" xmlns:w16cex="http://schemas.microsoft.com/office/word/2018/wordml/cex" xmlns:w16cid="http://schemas.microsoft.com/office/word/2016/wordml/cid" xmlns:w16="http://schemas.microsoft.com/office/word/2018/wordml" xmlns:w16sdtdh="http://schemas.microsoft.com/office/word/2020/wordml/sdtdatahash" xmlns:w16se="http://schemas.microsoft.com/office/word/2015/wordml/symex" xmlns:wpg="http://schemas.microsoft.com/office/word/2010/wordprocessingGroup" xmlns:wpi="http://schemas.microsoft.com/office/word/2010/wordprocessingInk" xmlns:wne="http://schemas.microsoft.com/office/word/2006/wordml" xmlns:wps="http://schemas.microsoft.com/office/word/2010/wordprocessingShape" mc:Ignorable="w14 w15 w16se w16cid w16 w16cex w16sdtdh wp14">
+<w:hdr xmlns:wpc="http://schemas.microsoft.com/office/word/2010/wordprocessingCanvas" xmlns:cx="http://schemas.microsoft.com/office/drawing/2014/chartex" xmlns:cx1="http://schemas.microsoft.com/office/drawing/2015/9/8/chartex" xmlns:cx2="http://schemas.microsoft.com/office/drawing/2015/10/21/chartex" xmlns:cx3="http://schemas.microsoft.com/office/drawing/2016/5/9/chartex" xmlns:cx4="http://schemas.microsoft.com/office/drawing/2016/5/10/chartex" xmlns:cx5="http://schemas.microsoft.com/office/drawing/2016/5/11/chartex" xmlns:cx6="http://schemas.microsoft.com/office/drawing/2016/5/12/chartex" xmlns:cx7="http://schemas.microsoft.com/office/drawing/2016/5/13/chartex" xmlns:cx8="http://schemas.microsoft.com/office/drawing/2016/5/14/chartex" xmlns:mc="http://schemas.openxmlformats.org/markup-compatibility/2006" xmlns:aink="http://schemas.microsoft.com/office/drawing/2016/ink" xmlns:am3d="http://schemas.microsoft.com/office/drawing/2017/model3d" xmlns:o="urn:schemas-microsoft-com:office:office" xmlns:oel="http://schemas.microsoft.com/office/2019/extlst" xmlns:r="http://schemas.openxmlformats.org/officeDocument/2006/relationships" xmlns:m="http://schemas.openxmlformats.org/officeDocument/2006/math" xmlns:v="urn:schemas-microsoft-com:vml" xmlns:wp14="http://schemas.microsoft.com/office/word/2010/wordprocessingDrawing" xmlns:wp="http://schemas.openxmlformats.org/drawingml/2006/wordprocessingDrawing" xmlns:w10="urn:schemas-microsoft-com:office:word" xmlns:w="http://schemas.openxmlformats.org/wordprocessingml/2006/main" xmlns:w14="http://schemas.microsoft.com/office/word/2010/wordml" xmlns:w15="http://schemas.microsoft.com/office/word/2012/wordml" xmlns:w16cex="http://schemas.microsoft.com/office/word/2018/wordml/cex" xmlns:w16cid="http://schemas.microsoft.com/office/word/2016/wordml/cid" xmlns:w16="http://schemas.microsoft.com/office/word/2018/wordml" xmlns:w16du="http://schemas.microsoft.com/office/word/2023/wordml/word16du" xmlns:w16sdtdh="http://schemas.microsoft.com/office/word/2020/wordml/sdtdatahash" xmlns:w16sdtfl="http://schemas.microsoft.com/office/word/2024/wordml/sdtformatlock" xmlns:w16se="http://schemas.microsoft.com/office/word/2015/wordml/symex" xmlns:wpg="http://schemas.microsoft.com/office/word/2010/wordprocessingGroup" xmlns:wpi="http://schemas.microsoft.com/office/word/2010/wordprocessingInk" xmlns:wne="http://schemas.microsoft.com/office/word/2006/wordml" xmlns:wps="http://schemas.microsoft.com/office/word/2010/wordprocessingShape" mc:Ignorable="w14 w15 w16se w16cid w16 w16cex w16sdtdh w16sdtfl w16du wp14">
   <w:p>
     <w:pPr>
       <w:pStyle w:val="Header"/>
@@ -1486,7 +1660,7 @@
 </file>
 
 <file path=word/header2.xml><?xml version="1.0" encoding="utf-8"?>
-<w:hdr xmlns:wpc="http://schemas.microsoft.com/office/word/2010/wordprocessingCanvas" xmlns:cx="http://schemas.microsoft.com/office/drawing/2014/chartex" xmlns:cx1="http://schemas.microsoft.com/office/drawing/2015/9/8/chartex" xmlns:cx2="http://schemas.microsoft.com/office/drawing/2015/10/21/chartex" xmlns:cx3="http://schemas.microsoft.com/office/drawing/2016/5/9/chartex" xmlns:cx4="http://schemas.microsoft.com/office/drawing/2016/5/10/chartex" xmlns:cx5="http://schemas.microsoft.com/office/drawing/2016/5/11/chartex" xmlns:cx6="http://schemas.microsoft.com/office/drawing/2016/5/12/chartex" xmlns:cx7="http://schemas.microsoft.com/office/drawing/2016/5/13/chartex" xmlns:cx8="http://schemas.microsoft.com/office/drawing/2016/5/14/chartex" xmlns:mc="http://schemas.openxmlformats.org/markup-compatibility/2006" xmlns:aink="http://schemas.microsoft.com/office/drawing/2016/ink" xmlns:am3d="http://schemas.microsoft.com/office/drawing/2017/model3d" xmlns:o="urn:schemas-microsoft-com:office:office" xmlns:oel="http://schemas.microsoft.com/office/2019/extlst" xmlns:r="http://schemas.openxmlformats.org/officeDocument/2006/relationships" xmlns:m="http://schemas.openxmlformats.org/officeDocument/2006/math" xmlns:v="urn:schemas-microsoft-com:vml" xmlns:wp14="http://schemas.microsoft.com/office/word/2010/wordprocessingDrawing" xmlns:wp="http://schemas.openxmlformats.org/drawingml/2006/wordprocessingDrawing" xmlns:w10="urn:schemas-microsoft-com:office:word" xmlns:w="http://schemas.openxmlformats.org/wordprocessingml/2006/main" xmlns:w14="http://schemas.microsoft.com/office/word/2010/wordml" xmlns:w15="http://schemas.microsoft.com/office/word/2012/wordml" xmlns:w16cex="http://schemas.microsoft.com/office/word/2018/wordml/cex" xmlns:w16cid="http://schemas.microsoft.com/office/word/2016/wordml/cid" xmlns:w16="http://schemas.microsoft.com/office/word/2018/wordml" xmlns:w16sdtdh="http://schemas.microsoft.com/office/word/2020/wordml/sdtdatahash" xmlns:w16se="http://schemas.microsoft.com/office/word/2015/wordml/symex" xmlns:wpg="http://schemas.microsoft.com/office/word/2010/wordprocessingGroup" xmlns:wpi="http://schemas.microsoft.com/office/word/2010/wordprocessingInk" xmlns:wne="http://schemas.microsoft.com/office/word/2006/wordml" xmlns:wps="http://schemas.microsoft.com/office/word/2010/wordprocessingShape" mc:Ignorable="w14 w15 w16se w16cid w16 w16cex w16sdtdh wp14">
+<w:hdr xmlns:wpc="http://schemas.microsoft.com/office/word/2010/wordprocessingCanvas" xmlns:cx="http://schemas.microsoft.com/office/drawing/2014/chartex" xmlns:cx1="http://schemas.microsoft.com/office/drawing/2015/9/8/chartex" xmlns:cx2="http://schemas.microsoft.com/office/drawing/2015/10/21/chartex" xmlns:cx3="http://schemas.microsoft.com/office/drawing/2016/5/9/chartex" xmlns:cx4="http://schemas.microsoft.com/office/drawing/2016/5/10/chartex" xmlns:cx5="http://schemas.microsoft.com/office/drawing/2016/5/11/chartex" xmlns:cx6="http://schemas.microsoft.com/office/drawing/2016/5/12/chartex" xmlns:cx7="http://schemas.microsoft.com/office/drawing/2016/5/13/chartex" xmlns:cx8="http://schemas.microsoft.com/office/drawing/2016/5/14/chartex" xmlns:mc="http://schemas.openxmlformats.org/markup-compatibility/2006" xmlns:aink="http://schemas.microsoft.com/office/drawing/2016/ink" xmlns:am3d="http://schemas.microsoft.com/office/drawing/2017/model3d" xmlns:o="urn:schemas-microsoft-com:office:office" xmlns:oel="http://schemas.microsoft.com/office/2019/extlst" xmlns:r="http://schemas.openxmlformats.org/officeDocument/2006/relationships" xmlns:m="http://schemas.openxmlformats.org/officeDocument/2006/math" xmlns:v="urn:schemas-microsoft-com:vml" xmlns:wp14="http://schemas.microsoft.com/office/word/2010/wordprocessingDrawing" xmlns:wp="http://schemas.openxmlformats.org/drawingml/2006/wordprocessingDrawing" xmlns:w10="urn:schemas-microsoft-com:office:word" xmlns:w="http://schemas.openxmlformats.org/wordprocessingml/2006/main" xmlns:w14="http://schemas.microsoft.com/office/word/2010/wordml" xmlns:w15="http://schemas.microsoft.com/office/word/2012/wordml" xmlns:w16cex="http://schemas.microsoft.com/office/word/2018/wordml/cex" xmlns:w16cid="http://schemas.microsoft.com/office/word/2016/wordml/cid" xmlns:w16="http://schemas.microsoft.com/office/word/2018/wordml" xmlns:w16du="http://schemas.microsoft.com/office/word/2023/wordml/word16du" xmlns:w16sdtdh="http://schemas.microsoft.com/office/word/2020/wordml/sdtdatahash" xmlns:w16sdtfl="http://schemas.microsoft.com/office/word/2024/wordml/sdtformatlock" xmlns:w16se="http://schemas.microsoft.com/office/word/2015/wordml/symex" xmlns:wpg="http://schemas.microsoft.com/office/word/2010/wordprocessingGroup" xmlns:wpi="http://schemas.microsoft.com/office/word/2010/wordprocessingInk" xmlns:wne="http://schemas.microsoft.com/office/word/2006/wordml" xmlns:wps="http://schemas.microsoft.com/office/word/2010/wordprocessingShape" mc:Ignorable="w14 w15 w16se w16cid w16 w16cex w16sdtdh w16sdtfl w16du wp14">
   <w:p>
     <w:pPr>
       <w:pStyle w:val="Header"/>
@@ -1497,7 +1671,7 @@
 </file>
 
 <file path=word/header3.xml><?xml version="1.0" encoding="utf-8"?>
-<w:hdr xmlns:wpc="http://schemas.microsoft.com/office/word/2010/wordprocessingCanvas" xmlns:cx="http://schemas.microsoft.com/office/drawing/2014/chartex" xmlns:cx1="http://schemas.microsoft.com/office/drawing/2015/9/8/chartex" xmlns:cx2="http://schemas.microsoft.com/office/drawing/2015/10/21/chartex" xmlns:cx3="http://schemas.microsoft.com/office/drawing/2016/5/9/chartex" xmlns:cx4="http://schemas.microsoft.com/office/drawing/2016/5/10/chartex" xmlns:cx5="http://schemas.microsoft.com/office/drawing/2016/5/11/chartex" xmlns:cx6="http://schemas.microsoft.com/office/drawing/2016/5/12/chartex" xmlns:cx7="http://schemas.microsoft.com/office/drawing/2016/5/13/chartex" xmlns:cx8="http://schemas.microsoft.com/office/drawing/2016/5/14/chartex" xmlns:mc="http://schemas.openxmlformats.org/markup-compatibility/2006" xmlns:aink="http://schemas.microsoft.com/office/drawing/2016/ink" xmlns:am3d="http://schemas.microsoft.com/office/drawing/2017/model3d" xmlns:o="urn:schemas-microsoft-com:office:office" xmlns:oel="http://schemas.microsoft.com/office/2019/extlst" xmlns:r="http://schemas.openxmlformats.org/officeDocument/2006/relationships" xmlns:m="http://schemas.openxmlformats.org/officeDocument/2006/math" xmlns:v="urn:schemas-microsoft-com:vml" xmlns:wp14="http://schemas.microsoft.com/office/word/2010/wordprocessingDrawing" xmlns:wp="http://schemas.openxmlformats.org/drawingml/2006/wordprocessingDrawing" xmlns:w10="urn:schemas-microsoft-com:office:word" xmlns:w="http://schemas.openxmlformats.org/wordprocessingml/2006/main" xmlns:w14="http://schemas.microsoft.com/office/word/2010/wordml" xmlns:w15="http://schemas.microsoft.com/office/word/2012/wordml" xmlns:w16cex="http://schemas.microsoft.com/office/word/2018/wordml/cex" xmlns:w16cid="http://schemas.microsoft.com/office/word/2016/wordml/cid" xmlns:w16="http://schemas.microsoft.com/office/word/2018/wordml" xmlns:w16sdtdh="http://schemas.microsoft.com/office/word/2020/wordml/sdtdatahash" xmlns:w16se="http://schemas.microsoft.com/office/word/2015/wordml/symex" xmlns:wpg="http://schemas.microsoft.com/office/word/2010/wordprocessingGroup" xmlns:wpi="http://schemas.microsoft.com/office/word/2010/wordprocessingInk" xmlns:wne="http://schemas.microsoft.com/office/word/2006/wordml" xmlns:wps="http://schemas.microsoft.com/office/word/2010/wordprocessingShape" mc:Ignorable="w14 w15 w16se w16cid w16 w16cex w16sdtdh wp14">
+<w:hdr xmlns:wpc="http://schemas.microsoft.com/office/word/2010/wordprocessingCanvas" xmlns:cx="http://schemas.microsoft.com/office/drawing/2014/chartex" xmlns:cx1="http://schemas.microsoft.com/office/drawing/2015/9/8/chartex" xmlns:cx2="http://schemas.microsoft.com/office/drawing/2015/10/21/chartex" xmlns:cx3="http://schemas.microsoft.com/office/drawing/2016/5/9/chartex" xmlns:cx4="http://schemas.microsoft.com/office/drawing/2016/5/10/chartex" xmlns:cx5="http://schemas.microsoft.com/office/drawing/2016/5/11/chartex" xmlns:cx6="http://schemas.microsoft.com/office/drawing/2016/5/12/chartex" xmlns:cx7="http://schemas.microsoft.com/office/drawing/2016/5/13/chartex" xmlns:cx8="http://schemas.microsoft.com/office/drawing/2016/5/14/chartex" xmlns:mc="http://schemas.openxmlformats.org/markup-compatibility/2006" xmlns:aink="http://schemas.microsoft.com/office/drawing/2016/ink" xmlns:am3d="http://schemas.microsoft.com/office/drawing/2017/model3d" xmlns:o="urn:schemas-microsoft-com:office:office" xmlns:oel="http://schemas.microsoft.com/office/2019/extlst" xmlns:r="http://schemas.openxmlformats.org/officeDocument/2006/relationships" xmlns:m="http://schemas.openxmlformats.org/officeDocument/2006/math" xmlns:v="urn:schemas-microsoft-com:vml" xmlns:wp14="http://schemas.microsoft.com/office/word/2010/wordprocessingDrawing" xmlns:wp="http://schemas.openxmlformats.org/drawingml/2006/wordprocessingDrawing" xmlns:w10="urn:schemas-microsoft-com:office:word" xmlns:w="http://schemas.openxmlformats.org/wordprocessingml/2006/main" xmlns:w14="http://schemas.microsoft.com/office/word/2010/wordml" xmlns:w15="http://schemas.microsoft.com/office/word/2012/wordml" xmlns:w16cex="http://schemas.microsoft.com/office/word/2018/wordml/cex" xmlns:w16cid="http://schemas.microsoft.com/office/word/2016/wordml/cid" xmlns:w16="http://schemas.microsoft.com/office/word/2018/wordml" xmlns:w16du="http://schemas.microsoft.com/office/word/2023/wordml/word16du" xmlns:w16sdtdh="http://schemas.microsoft.com/office/word/2020/wordml/sdtdatahash" xmlns:w16sdtfl="http://schemas.microsoft.com/office/word/2024/wordml/sdtformatlock" xmlns:w16se="http://schemas.microsoft.com/office/word/2015/wordml/symex" xmlns:wpg="http://schemas.microsoft.com/office/word/2010/wordprocessingGroup" xmlns:wpi="http://schemas.microsoft.com/office/word/2010/wordprocessingInk" xmlns:wne="http://schemas.microsoft.com/office/word/2006/wordml" xmlns:wps="http://schemas.microsoft.com/office/word/2010/wordprocessingShape" mc:Ignorable="w14 w15 w16se w16cid w16 w16cex w16sdtdh w16sdtfl w16du wp14">
   <w:p>
     <w:pPr>
       <w:pStyle w:val="Header"/>
@@ -1506,7 +1680,7 @@
     <w:r>
       <w:tab/>
       <w:tab/>
-      <w:t>2026-06-17</w:t>
+      <w:t>2026-06-18</w:t>
       <w:br/>
       <w:br/>
     </w:r>
@@ -1523,7 +1697,7 @@
 </file>
 
 <file path=word/numbering.xml><?xml version="1.0" encoding="utf-8"?>
-<w:numbering xmlns:wpc="http://schemas.microsoft.com/office/word/2010/wordprocessingCanvas" xmlns:cx="http://schemas.microsoft.com/office/drawing/2014/chartex" xmlns:cx1="http://schemas.microsoft.com/office/drawing/2015/9/8/chartex" xmlns:cx2="http://schemas.microsoft.com/office/drawing/2015/10/21/chartex" xmlns:cx3="http://schemas.microsoft.com/office/drawing/2016/5/9/chartex" xmlns:cx4="http://schemas.microsoft.com/office/drawing/2016/5/10/chartex" xmlns:cx5="http://schemas.microsoft.com/office/drawing/2016/5/11/chartex" xmlns:cx6="http://schemas.microsoft.com/office/drawing/2016/5/12/chartex" xmlns:cx7="http://schemas.microsoft.com/office/drawing/2016/5/13/chartex" xmlns:cx8="http://schemas.microsoft.com/office/drawing/2016/5/14/chartex" xmlns:mc="http://schemas.openxmlformats.org/markup-compatibility/2006" xmlns:aink="http://schemas.microsoft.com/office/drawing/2016/ink" xmlns:am3d="http://schemas.microsoft.com/office/drawing/2017/model3d" xmlns:o="urn:schemas-microsoft-com:office:office" xmlns:oel="http://schemas.microsoft.com/office/2019/extlst" xmlns:r="http://schemas.openxmlformats.org/officeDocument/2006/relationships" xmlns:m="http://schemas.openxmlformats.org/officeDocument/2006/math" xmlns:v="urn:schemas-microsoft-com:vml" xmlns:wp14="http://schemas.microsoft.com/office/word/2010/wordprocessingDrawing" xmlns:wp="http://schemas.openxmlformats.org/drawingml/2006/wordprocessingDrawing" xmlns:w10="urn:schemas-microsoft-com:office:word" xmlns:w="http://schemas.openxmlformats.org/wordprocessingml/2006/main" xmlns:w14="http://schemas.microsoft.com/office/word/2010/wordml" xmlns:w15="http://schemas.microsoft.com/office/word/2012/wordml" xmlns:w16cex="http://schemas.microsoft.com/office/word/2018/wordml/cex" xmlns:w16cid="http://schemas.microsoft.com/office/word/2016/wordml/cid" xmlns:w16="http://schemas.microsoft.com/office/word/2018/wordml" xmlns:w16sdtdh="http://schemas.microsoft.com/office/word/2020/wordml/sdtdatahash" xmlns:w16se="http://schemas.microsoft.com/office/word/2015/wordml/symex" xmlns:wpg="http://schemas.microsoft.com/office/word/2010/wordprocessingGroup" xmlns:wpi="http://schemas.microsoft.com/office/word/2010/wordprocessingInk" xmlns:wne="http://schemas.microsoft.com/office/word/2006/wordml" xmlns:wps="http://schemas.microsoft.com/office/word/2010/wordprocessingShape" mc:Ignorable="w14 w15 w16se w16cid w16 w16cex w16sdtdh wp14">
+<w:numbering xmlns:wpc="http://schemas.microsoft.com/office/word/2010/wordprocessingCanvas" xmlns:cx="http://schemas.microsoft.com/office/drawing/2014/chartex" xmlns:cx1="http://schemas.microsoft.com/office/drawing/2015/9/8/chartex" xmlns:cx2="http://schemas.microsoft.com/office/drawing/2015/10/21/chartex" xmlns:cx3="http://schemas.microsoft.com/office/drawing/2016/5/9/chartex" xmlns:cx4="http://schemas.microsoft.com/office/drawing/2016/5/10/chartex" xmlns:cx5="http://schemas.microsoft.com/office/drawing/2016/5/11/chartex" xmlns:cx6="http://schemas.microsoft.com/office/drawing/2016/5/12/chartex" xmlns:cx7="http://schemas.microsoft.com/office/drawing/2016/5/13/chartex" xmlns:cx8="http://schemas.microsoft.com/office/drawing/2016/5/14/chartex" xmlns:mc="http://schemas.openxmlformats.org/markup-compatibility/2006" xmlns:aink="http://schemas.microsoft.com/office/drawing/2016/ink" xmlns:am3d="http://schemas.microsoft.com/office/drawing/2017/model3d" xmlns:o="urn:schemas-microsoft-com:office:office" xmlns:oel="http://schemas.microsoft.com/office/2019/extlst" xmlns:r="http://schemas.openxmlformats.org/officeDocument/2006/relationships" xmlns:m="http://schemas.openxmlformats.org/officeDocument/2006/math" xmlns:v="urn:schemas-microsoft-com:vml" xmlns:wp14="http://schemas.microsoft.com/office/word/2010/wordprocessingDrawing" xmlns:wp="http://schemas.openxmlformats.org/drawingml/2006/wordprocessingDrawing" xmlns:w10="urn:schemas-microsoft-com:office:word" xmlns:w="http://schemas.openxmlformats.org/wordprocessingml/2006/main" xmlns:w14="http://schemas.microsoft.com/office/word/2010/wordml" xmlns:w15="http://schemas.microsoft.com/office/word/2012/wordml" xmlns:w16cex="http://schemas.microsoft.com/office/word/2018/wordml/cex" xmlns:w16cid="http://schemas.microsoft.com/office/word/2016/wordml/cid" xmlns:w16="http://schemas.microsoft.com/office/word/2018/wordml" xmlns:w16du="http://schemas.microsoft.com/office/word/2023/wordml/word16du" xmlns:w16sdtdh="http://schemas.microsoft.com/office/word/2020/wordml/sdtdatahash" xmlns:w16sdtfl="http://schemas.microsoft.com/office/word/2024/wordml/sdtformatlock" xmlns:w16se="http://schemas.microsoft.com/office/word/2015/wordml/symex" xmlns:wpg="http://schemas.microsoft.com/office/word/2010/wordprocessingGroup" xmlns:wpi="http://schemas.microsoft.com/office/word/2010/wordprocessingInk" xmlns:wne="http://schemas.microsoft.com/office/word/2006/wordml" xmlns:wps="http://schemas.microsoft.com/office/word/2010/wordprocessingShape" mc:Ignorable="w14 w15 w16se w16cid w16 w16cex w16sdtdh w16sdtfl w16du wp14">
   <w:abstractNum w:abstractNumId="0" w15:restartNumberingAfterBreak="0">
     <w:nsid w:val="FFFFFF7C"/>
     <w:multiLevelType w:val="singleLevel"/>
@@ -1726,7 +1900,7 @@
 </file>
 
 <file path=word/styles.xml><?xml version="1.0" encoding="utf-8"?>
-<w:styles xmlns:mc="http://schemas.openxmlformats.org/markup-compatibility/2006" xmlns:r="http://schemas.openxmlformats.org/officeDocument/2006/relationships" xmlns:w="http://schemas.openxmlformats.org/wordprocessingml/2006/main" xmlns:w14="http://schemas.microsoft.com/office/word/2010/wordml" xmlns:w15="http://schemas.microsoft.com/office/word/2012/wordml" xmlns:w16cex="http://schemas.microsoft.com/office/word/2018/wordml/cex" xmlns:w16cid="http://schemas.microsoft.com/office/word/2016/wordml/cid" xmlns:w16="http://schemas.microsoft.com/office/word/2018/wordml" xmlns:w16sdtdh="http://schemas.microsoft.com/office/word/2020/wordml/sdtdatahash" xmlns:w16se="http://schemas.microsoft.com/office/word/2015/wordml/symex" mc:Ignorable="w14 w15 w16se w16cid w16 w16cex w16sdtdh">
+<w:styles xmlns:mc="http://schemas.openxmlformats.org/markup-compatibility/2006" xmlns:r="http://schemas.openxmlformats.org/officeDocument/2006/relationships" xmlns:w="http://schemas.openxmlformats.org/wordprocessingml/2006/main" xmlns:w14="http://schemas.microsoft.com/office/word/2010/wordml" xmlns:w15="http://schemas.microsoft.com/office/word/2012/wordml" xmlns:w16cex="http://schemas.microsoft.com/office/word/2018/wordml/cex" xmlns:w16cid="http://schemas.microsoft.com/office/word/2016/wordml/cid" xmlns:w16="http://schemas.microsoft.com/office/word/2018/wordml" xmlns:w16du="http://schemas.microsoft.com/office/word/2023/wordml/word16du" xmlns:w16sdtdh="http://schemas.microsoft.com/office/word/2020/wordml/sdtdatahash" xmlns:w16sdtfl="http://schemas.microsoft.com/office/word/2024/wordml/sdtformatlock" xmlns:w16se="http://schemas.microsoft.com/office/word/2015/wordml/symex" mc:Ignorable="w14 w15 w16se w16cid w16 w16cex w16sdtdh w16sdtfl w16du">
   <w:docDefaults>
     <w:rPrDefault>
       <w:rPr>
@@ -2484,7 +2658,7 @@
     <w:link w:val="TitleChar"/>
     <w:uiPriority w:val="10"/>
     <w:qFormat/>
-    <w:rsid w:val="007106C8"/>
+    <w:rsid w:val="00E854FA"/>
     <w:pPr>
       <w:spacing w:after="300" w:line="240" w:lineRule="auto"/>
       <w:contextualSpacing/>
@@ -2494,7 +2668,7 @@
       <w:rFonts w:eastAsiaTheme="majorEastAsia" w:cstheme="majorBidi"/>
       <w:spacing w:val="5"/>
       <w:kern w:val="28"/>
-      <w:sz w:val="52"/>
+      <w:sz w:val="40"/>
       <w:szCs w:val="52"/>
       <w:lang w:val="sv-SE" w:eastAsia="en-US" w:bidi="ar-SA"/>
     </w:rPr>
@@ -2504,12 +2678,12 @@
     <w:basedOn w:val="DefaultParagraphFont"/>
     <w:link w:val="Title"/>
     <w:uiPriority w:val="10"/>
-    <w:rsid w:val="007106C8"/>
+    <w:rsid w:val="00E854FA"/>
     <w:rPr>
       <w:rFonts w:ascii="Times New Roman" w:eastAsiaTheme="majorEastAsia" w:hAnsi="Times New Roman" w:cstheme="majorBidi"/>
       <w:spacing w:val="5"/>
       <w:kern w:val="28"/>
-      <w:sz w:val="52"/>
+      <w:sz w:val="40"/>
       <w:szCs w:val="52"/>
       <w:lang w:val="sv-SE" w:eastAsia="en-US" w:bidi="ar-SA"/>
     </w:rPr>

--- a/klagomål/A 16264-2026 FSC-klagomål.docx
+++ b/klagomål/A 16264-2026 FSC-klagomål.docx
@@ -1680,7 +1680,7 @@
     <w:r>
       <w:tab/>
       <w:tab/>
-      <w:t>2026-06-18</w:t>
+      <w:t>2026-06-19</w:t>
       <w:br/>
       <w:br/>
     </w:r>

--- a/klagomål/A 16264-2026 FSC-klagomål.docx
+++ b/klagomål/A 16264-2026 FSC-klagomål.docx
@@ -1680,7 +1680,7 @@
     <w:r>
       <w:tab/>
       <w:tab/>
-      <w:t>2026-06-19</w:t>
+      <w:t>2026-06-20</w:t>
       <w:br/>
       <w:br/>
     </w:r>

--- a/klagomål/A 16264-2026 FSC-klagomål.docx
+++ b/klagomål/A 16264-2026 FSC-klagomål.docx
@@ -168,38 +168,7 @@
     </w:p>
     <w:p>
       <w:r>
-        <w:t>Detta dokument behandlar höga naturvärden i avverkningsanmälan A 16264-2026 i Sundsvalls kommun som inkom 2026-03-30 och omfattar 3,9 ha.</w:t>
-      </w:r>
-    </w:p>
-    <w:p>
-      <w:r>
-        <w:t>Nedan presenteras fynd av naturvårdsarter och fridlysta arter som gjorts i det avverkningsanmälda området, samt relevanta utdrag ur standarderna för FSC, Chain of Custody, Controlled Wood och PEFC. I BILAGA 1 finns artfakta om fridlysta och rödlistade arter.</w:t>
-      </w:r>
-    </w:p>
-    <w:p>
-      <w:r>
-        <w:t>Vi förväntar oss att ni återkommer med ett skriftligt svar på vårt klagomål och även beskriver vilka korrigerande åtgärder ni satt in för att rätta till identifierade brister i er efterlevnad av den svenska FSC standarden.</w:t>
-      </w:r>
-    </w:p>
-    <w:p>
-      <w:pPr>
-        <w:pStyle w:val="Heading1"/>
-      </w:pPr>
-      <w:r>
-        <w:t>Naturvårdsarter</w:t>
-      </w:r>
-    </w:p>
-    <w:p>
-      <w:r>
-        <w:t>I och inom 24 meter från avverkningsanmälan har följande 21 naturvårdsarter hittats: garnlav (VU, T), Skeletocutis delicata (VU), apelsinticka (NT), blågrå svartspik (NT), brunpudrad nållav (NT, T), dvärgbägarlav (NT, T), kolflarnlav (NT, T), kortskaftad ärgspik (NT), lunglav (NT, T), talltagel (NT, T), tallticka (NT, T), talltita (NT, §4), tretåig hackspett (NT, T, §4), ullticka (NT, T), vedflamlav (NT), vedskivlav (NT, T), violettgrå tagellav (NT, T), bronshjon (S, T), stuplav (S, T), thomsons trägnagare (S) och vedticka (S, T). Av dessa är 17 rödlistade. För rödlistade arter har rödlistekategorin angivits inom parentes. Arter som är signalarter enligt Skogsstyrelsen har markerats med (S). Typiska arter inom Natura 2000 som är kopplade till skogsekosystem har markerats med (T). För fridlysta arter anges även paragrafen i Artskyddsförordningen som arten är fridlyst enligt.</w:t>
-      </w:r>
-    </w:p>
-    <w:p>
-      <w:r>
-        <w:t>De påträffade naturvårdsarterna är ett tydligt kvitto på att det rör sig om en skog med höga naturvärden.</w:t>
-      </w:r>
-      <w:r>
-        <w:t xml:space="preserve"> I Figur 1 visas fyndplatser för naturvårdsarter i området, som finns registrerade på Artportalen.</w:t>
+        <w:t>Detta klagomål behandlar höga naturvärden i avverkningsanmälan A 16264-2026 i Sundsvalls kommun som inkom 2026-03-30 och omfattar 3,9 ha.</w:t>
       </w:r>
     </w:p>
     <w:p>
@@ -247,169 +216,35 @@
         <w:spacing w:after="240"/>
       </w:pPr>
       <w:r>
-        <w:t>Figur 1. Fyndplatser för naturvårdsarter i och inom 24 meter från avverkningsanmälan (röd linje). Markörer utan svart kant är placerade på fyndplatsen. Markörer med svart kant är placerade vid sidan av fyndplatsen och har ett svart streck som visar fyndplatsens exakta position. Kartans mittpunktskoordinat är N 6898926, E 620248 i SWEREF 99 TM.</w:t>
+        <w:t>Figur 1. Fyndplatser för naturvårdsarter i och inom 24 meter från avverkningsanmälan. Markörer utan svart kant är placerade på fyndplatsen. Markörer med svart kant är placerade vid sidan av fyndplatsen har ett svart streck som visar fyndplatsens exakta position. Kartans mittpunktskoordinat är N 6898926, E 620248 i SWEREF 99 TM.</w:t>
+      </w:r>
+    </w:p>
+    <w:p>
+      <w:r>
+        <w:t>I och inom 24 meter från avverkningsanmälan finns fynd av 21 naturvårdsarter, varav 17 är rödlistade, 2 är fridlysta, 14 är typiska (T) och 4 är signalarter (S): garnlav (VU, T), Skeletocutis delicata (VU), apelsinticka (NT), blågrå svartspik (NT), brunpudrad nållav (NT, T), dvärgbägarlav (NT, T), kolflarnlav (NT, T), kortskaftad ärgspik (NT), lunglav (NT, T), talltagel (NT, T), tallticka (NT, T), talltita (NT, §4), tretåig hackspett (NT, T, §4), ullticka (NT, T), vedflamlav (NT), vedskivlav (NT, T), violettgrå tagellav (NT, T), bronshjon (S, T), stuplav (S, T), thomsons trägnagare (S) och vedticka (S, T). Se Figur 1.</w:t>
+      </w:r>
+    </w:p>
+    <w:p>
+      <w:r>
+        <w:t>Nedan presenteras relevanta utdrag ur standarderna för FSC, Chain of Custody, Controlled Wood och PEFC.</w:t>
+      </w:r>
+    </w:p>
+    <w:p>
+      <w:r>
+        <w:t>Vi förväntar oss att ni återkommer med ett skriftligt svar på vårt klagomål och även beskriver vilka korrigerande åtgärder ni satt in för att rätta till identifierade brister i er efterlevnad av den svenska FSC standarden.</w:t>
       </w:r>
     </w:p>
     <w:p>
       <w:pPr>
-        <w:pStyle w:val="Heading2"/>
+        <w:pStyle w:val="Heading1"/>
       </w:pPr>
       <w:r>
-        <w:t>Fridlysta arter</w:t>
+        <w:t>Naturvårdsarter och fridlysta arter</w:t>
       </w:r>
     </w:p>
     <w:p>
       <w:r>
-        <w:t>Följande fridlysta arter har sina livsmiljöer och växtplatser i den avverkningsanmälda skogen: talltita (NT, §4) och tretåig hackspett (NT, T, §4).</w:t>
-      </w:r>
-    </w:p>
-    <w:p>
-      <w:r>
-        <w:t xml:space="preserve">Observera att medlemsländerna är skyldiga att agera i enlighet med EU:s fågeldirektiv där det uttryckligen står att direktivet gäller för fåglar samt för deras ägg, bon och </w:t>
-      </w:r>
-      <w:r>
-        <w:rPr>
-          <w:b/>
-        </w:rPr>
-        <w:t xml:space="preserve">livsmiljöer </w:t>
-      </w:r>
-      <w:r>
-        <w:t>(artikel 1). Vidare att de åtgärder som vidtas inte får leda till en försämring av den nuvarande situationen beträffande bevarandet av de fågelarter som avses i artikel 1 (artikel 13). Fågeldirektivet är styrande för tillsynsansvariga myndigheters ärendehantering, ställningstaganden och beslutsfattande.</w:t>
-      </w:r>
-    </w:p>
-    <w:p>
-      <w:r>
-        <w:rPr>
-          <w:b/>
-        </w:rPr>
-        <w:t>Talltita (NT, §4)</w:t>
-      </w:r>
-      <w:r>
-        <w:t>, rödlistad som nära hotad och prioriterad art i Skogsvårdslagen, har häckningsrevir i anmälan. Arten har minskat kraftigt de senaste 30 åren och minskningstakten innevarande 10-årsperiod beräknas till 20 (10–30) %. Talltitan är synnerligen trogen sitt cirka 15 hektar stora revir och är beroende av flerskiktade olikåldriga skogar för att kunna föda upp sina ungar. Talltitan försvinner om dess livsmiljö kalavverkas (Eggers &amp; Low, 2014; Ekman, 1979; Griesser et al, 2007; Klein, 2020; Siffczyk et al, 2003; SLU Artdatabanken, 2021).</w:t>
-      </w:r>
-    </w:p>
-    <w:p>
-      <w:r>
-        <w:rPr>
-          <w:b/>
-        </w:rPr>
-        <w:t>Tretåig hackspett (NT, §4)</w:t>
-      </w:r>
-      <w:r>
-        <w:t xml:space="preserve"> är rödlistad som nära hotad och ingår i bilaga 1 i EU:s fågeldirektiv. Tretåig hackspett är för sin överlevnad beroende av kontinuerlig tillförsel av äldre döende och död ved, som sker genom naturliga självgallringsprocesser i äldre grannaturskogar och barrblandade naturskogar. Om en skog genom skogsbruk gallras eller glesas ur så upphör och uteblir i stort sett den naturliga självgallringsprocessen för mycket lång tid framöver vilket omöjliggör upprätthållandet av den kontinuerliga ekologiska funktionen i ett område. Det finns studier som visar att naturskogens självgallringsprocess som den tretåiga hackspetten är beroende av, inte kan ersättas med efterlämnad hänsyn i skogsbruket (Imbeau &amp; Desrochers, 2002). Storleken på häckningsreviret varierar med skogstypen, förekomsten av död ved och graden av fragmentering, men är i allmänhet i storleksordningen 25–100 hektar. Vintertid krävs ofta betydligt större områden och det finns studier som antyder att arten behöver minst 100 hektar äldre skog. I områden med låg bonitet kan det behövas över 200 hektar lämpligt habitat för att ett par ska kunna reproducera sig. Områden med dokumenterad permanent förekomst i naturskogsmiljöer har vanligen så stora naturvärden att skogsbruk är olämpligt. Tretåig hackspett är typisk art för </w:t>
-      </w:r>
-      <w:r>
-        <w:rPr>
-          <w:i/>
-        </w:rPr>
-        <w:t xml:space="preserve">9010 Taiga, 9740 Skogsbevuxen myr, 9030 Landhöjningsskog </w:t>
-      </w:r>
-      <w:r>
-        <w:t xml:space="preserve">och </w:t>
-      </w:r>
-      <w:r>
-        <w:rPr>
-          <w:i/>
-        </w:rPr>
-        <w:t>9040 Fjällbjörkskog</w:t>
-      </w:r>
-      <w:r>
-        <w:t xml:space="preserve"> (Skogsstyrelsen, 2016; SLU Artdatabanken, 2024).</w:t>
-      </w:r>
-    </w:p>
-    <w:p>
-      <w:r>
-        <w:t>I BILAGA 1 finns mer detaljerad information om ekologi samt krav på livsmiljö hos fridlysta arter.</w:t>
-      </w:r>
-    </w:p>
-    <w:p>
-      <w:pPr>
-        <w:pStyle w:val="Heading2"/>
-      </w:pPr>
-      <w:r>
-        <w:t>Övriga naturvårdsarter</w:t>
-      </w:r>
-    </w:p>
-    <w:p>
-      <w:r>
-        <w:rPr>
-          <w:b/>
-        </w:rPr>
-        <w:t xml:space="preserve">Apelsinticka (NT) </w:t>
-      </w:r>
-      <w:r>
-        <w:t>växer mestadels på liggande ved av tall men även på granved. Artens ekologi och utbredning bör utredas ytterligare. Särskilt bör den eftersökas i de delar av Norrland där den ännu ej är funnen. I väntan på ytterligare detaljer om artens ståndortskrav bör fler tallskogar av naturskogskaraktär och med god tillgång på lågor sparas (SLU Artdatabanken, 2024).</w:t>
-      </w:r>
-    </w:p>
-    <w:p>
-      <w:r>
-        <w:rPr>
-          <w:b/>
-        </w:rPr>
-        <w:t>Blågrå svartspik (NT)</w:t>
-      </w:r>
-      <w:r>
-        <w:t xml:space="preserve"> växer på torr, hård ved av gamla, solbelysta torrakor, högstubbar av tall och grova döda grenar på levande tallar i öppna bestånd av naturskogskaraktär. Nästan alltid rör det sig om tjärrika torrträd och högstubbar (töreved, keloträd) som kan vara en bra bit över hundra år, i vissa fall sannolikt hundratals år gamla. Skogsbruk är idag det allvarligaste hotet. Ett långsiktigt hot är att nybildningen av gamla torrakor och högstubbar är en långsam process vilken ofta är beroende av skogsbrand. Nytt substrat bildas numera sannolikt nästan inte alls då antalet naturliga skogsbränder har minskat drastiskt på grund av effektivare brandbekämpning. Döda träd som lämnas efter avverkning är inte lämpliga för arten, eftersom dessa träd inte varit utsatta för skogsbrand och bildat tjärrik ved. Skogsbruksåtgärder på eller i närheten av växtplatserna bör undvikas. Naturskogsartade skogar med förekomst av arten indikerar höga biologiska värden och bör bevaras. Blågrå svartspik har en mycket begränsad utbredning utanför de nordiska länderna varför dessa länder har ett speciellt ansvar för arten (SLU Artdatabanken, 2024).</w:t>
-      </w:r>
-    </w:p>
-    <w:p>
-      <w:r>
-        <w:rPr>
-          <w:b/>
-        </w:rPr>
-        <w:t>Bronshjon</w:t>
-      </w:r>
-      <w:r>
-        <w:t xml:space="preserve"> är en skalbagge vars larvutveckling sker under grov bark på stammar av döda eller döende barrträd, främst gran, i mindre omfattning tall. Arten är knuten till äldre, naturskogslik granskog med inslag av torkande träd. Bronshjon är typisk art för </w:t>
-      </w:r>
-      <w:r>
-        <w:rPr>
-          <w:i/>
-        </w:rPr>
-        <w:t>9010 Taiga</w:t>
-      </w:r>
-      <w:r>
-        <w:t xml:space="preserve"> (SLU Artdatabanken, 2025).</w:t>
-      </w:r>
-    </w:p>
-    <w:p>
-      <w:r>
-        <w:rPr>
-          <w:b/>
-        </w:rPr>
-        <w:t>Brunpudrad nållav (NT)</w:t>
-      </w:r>
-      <w:r>
-        <w:t xml:space="preserve"> är beroende av hög, jämn luftfuktighet och kan påträffas i fuktiga skogar av naturskogskaraktär, ofta i sumpgranskog eller andra sumpskogar. Arten är placerad högst upp i Skogsstyrelsens värdepyramid för bedömning av skog med höga naturvärden och förekomster bör undantas från skogsbruksåtgärder. Brunpudrad nållav är typisk art för </w:t>
-      </w:r>
-      <w:r>
-        <w:rPr>
-          <w:i/>
-        </w:rPr>
-        <w:t>9010 Taiga</w:t>
-      </w:r>
-      <w:r>
-        <w:t xml:space="preserve"> (SLU Artdatabanken, 2024; Nitare &amp; Skogsstyrelsen, 2019).</w:t>
-      </w:r>
-    </w:p>
-    <w:p>
-      <w:r>
-        <w:rPr>
-          <w:b/>
-        </w:rPr>
-        <w:t>Dvärgbägarlav (NT)</w:t>
-      </w:r>
-      <w:r>
-        <w:t xml:space="preserve"> förekommer över hela Sverige på gammal hård ved, huvudsakligen på tall men i södra Sverige även på ek. Veden utgörs framförallt av grova stubbar, lågor och grenar. Substratet har blivit sällsyntare och nybildning av substrat sker bara i begränsad omfattning. Arten hotas av att grova lågor blir allt sällsyntare i dagens kulturskogar samt att nybildningen av lämpliga substrat går mycket långsamt. En riklig tillgång på gamla tall- eller eklågor måste säkerställas på artens lokaler. Dvärgbägarlav är typisk art för </w:t>
-      </w:r>
-      <w:r>
-        <w:rPr>
-          <w:i/>
-        </w:rPr>
-        <w:t>9010 Taiga</w:t>
-      </w:r>
-      <w:r>
-        <w:t xml:space="preserve"> (SLU Artdatabanken, 2024; Nitare &amp; Skogsstyrelsen, 2019).</w:t>
+        <w:t>Nedan följer beskrivningar av de naturvårdsarter och fridlysta arter som har sina livsmiljöer och växtplatser i den avverkningsanmälda skogen. Se även ytterligare artfakta i BILAGA 1. De påträffade naturvårdsarterna är ett tydligt kvitto på att det rör sig om en skog med höga naturvärden.</w:t>
       </w:r>
     </w:p>
     <w:p>
@@ -439,93 +274,6 @@
       </w:r>
       <w:r>
         <w:t xml:space="preserve"> (SLU Artdatabanken, 2026).</w:t>
-      </w:r>
-    </w:p>
-    <w:p>
-      <w:r>
-        <w:rPr>
-          <w:b/>
-        </w:rPr>
-        <w:t>Kolflarnlav (NT)</w:t>
-      </w:r>
-      <w:r>
-        <w:t xml:space="preserve"> är brandberoende och växer nästan uteslutande på kolad hård kärnved av tall. Etableringen verkar ske först 100–300 år efter brand och nytt substrat nybildas i mycket begränsad omfattning. Avverkning av tallskog av naturskogskaraktär med spår av återkommande bränder är ett hot och mängden lämplig ved att växa på för arten minskar dels på grund av naturlig nedbrytning men framförallt på grund av att det förstörs i samband med slutavverkningar, gallringar och markberedning. Såväl kolflarnlav som mörk kolflarnlav har glänsande bålfjäll och förekommer främst i tall- och blandbarrskogar av naturskogskaraktär med spår av återkommande bränder. Skogar som dessa hyser höga biologiska värden och bör skyddas. Kolflarnlav är typisk art för </w:t>
-      </w:r>
-      <w:r>
-        <w:rPr>
-          <w:i/>
-        </w:rPr>
-        <w:t>9010 Taiga</w:t>
-      </w:r>
-      <w:r>
-        <w:t xml:space="preserve"> (SLU Artdatabanken, 2024).</w:t>
-      </w:r>
-    </w:p>
-    <w:p>
-      <w:r>
-        <w:rPr>
-          <w:b/>
-        </w:rPr>
-        <w:t>Kortskaftad ärgspik (NT)</w:t>
-      </w:r>
-      <w:r>
-        <w:t xml:space="preserve"> förekommer i barrträdsdominerade skogar och växer nästan uteslutande på tallved. Den föredrar gamla högstubbar i fuktig och halvöppen miljö, t.ex. i myrkanter, sumpskog och brandpräglad skog. Arten indikerar kontinuerlig tillgång till gamla högstubbar i kombination med hög och jämn luftfuktighet. Skogsbruk på lokaler med kortskaftad ärgspik utgör ett hot. På lång sikt bildas färre lämpliga substrat än vad som försvinner. Avverkning av barrträdsdominerade bestånd av naturskogskaraktär utgör ett långsiktigt hot. Naturskogsartade bestånd med riklig förekomst av gamla och grova tallhögstubbar bör undantas från skogsbruk (SLU Artdatabanken, 2024).</w:t>
-      </w:r>
-    </w:p>
-    <w:p>
-      <w:r>
-        <w:rPr>
-          <w:b/>
-        </w:rPr>
-        <w:t>Lunglav (NT)</w:t>
-      </w:r>
-      <w:r>
-        <w:t xml:space="preserve"> är en av vårt lands främsta signalarter som överallt indikerar gamla lövträd, skogsbestånd med höga naturvärden och ekosystem med långskoglig kontinuitet. Lokalt kan förekomsten vara mycket riklig men den hittas nästan enbart i gamla och ej slutavverkade skogar. Artens samtliga förekomster bör uppmärksammas från naturvårdssynpunkt, då många lokaler även hyser andra ovanliga och rödlistade arter. Rikliga förekomster bör skyddas med biotopskydd, frivilliga avsättningar eller reservat. På lunglav kan de sällsynta lavparasiterna lunglavshårprick (CR), </w:t>
-      </w:r>
-      <w:r>
-        <w:rPr>
-          <w:i/>
-        </w:rPr>
-        <w:t>Abrothallus diederichii</w:t>
-      </w:r>
-      <w:r>
-        <w:t xml:space="preserve"> (VU), </w:t>
-      </w:r>
-      <w:r>
-        <w:rPr>
-          <w:i/>
-        </w:rPr>
-        <w:t>Abrothallus lobariae</w:t>
-      </w:r>
-      <w:r>
-        <w:t xml:space="preserve"> (VU), </w:t>
-      </w:r>
-      <w:r>
-        <w:rPr>
-          <w:i/>
-        </w:rPr>
-        <w:t>Calycina lobariae</w:t>
-      </w:r>
-      <w:r>
-        <w:t xml:space="preserve"> (VU), lunglavsknapp (VU) och skrovelmössing (VU) påträffas. Lunglav är typisk art för </w:t>
-      </w:r>
-      <w:r>
-        <w:rPr>
-          <w:i/>
-        </w:rPr>
-        <w:t>9010 Taiga, 9020 Nordlig ädellövskog, 9110 Näringsfattig bokskog, 9130 Näringsrik bokskog, 9160 Näringsrik ekskog, 9180 Ädellövskog i branter, 9190 Näringsfattig ekskog, 9070 Trädklädd betesmark, 9040 Fjällbjörkskog</w:t>
-      </w:r>
-      <w:r>
-        <w:t xml:space="preserve"> och</w:t>
-      </w:r>
-      <w:r>
-        <w:rPr>
-          <w:i/>
-        </w:rPr>
-        <w:t xml:space="preserve"> 6530 Lövängar</w:t>
-      </w:r>
-      <w:r>
-        <w:t xml:space="preserve"> (SLU Artdatabanken, 2026; Nitare &amp; Skogsstyrelsen, 2019).</w:t>
       </w:r>
     </w:p>
     <w:p>
@@ -551,6 +299,380 @@
         <w:rPr>
           <w:b/>
         </w:rPr>
+        <w:t xml:space="preserve">Apelsinticka (NT) </w:t>
+      </w:r>
+      <w:r>
+        <w:t>växer mestadels på liggande ved av tall men även på granved. Artens ekologi och utbredning bör utredas ytterligare. Särskilt bör den eftersökas i de delar av Norrland där den ännu ej är funnen. I väntan på ytterligare detaljer om artens ståndortskrav bör fler tallskogar av naturskogskaraktär och med god tillgång på lågor sparas (SLU Artdatabanken, 2024).</w:t>
+      </w:r>
+    </w:p>
+    <w:p>
+      <w:r>
+        <w:rPr>
+          <w:b/>
+        </w:rPr>
+        <w:t>Blågrå svartspik (NT)</w:t>
+      </w:r>
+      <w:r>
+        <w:t xml:space="preserve"> växer på torr, hård ved av gamla, solbelysta torrakor, högstubbar av tall och grova döda grenar på levande tallar i öppna bestånd av naturskogskaraktär. Nästan alltid rör det sig om tjärrika torrträd och högstubbar (töreved, keloträd) som kan vara en bra bit över hundra år, i vissa fall sannolikt hundratals år gamla. Skogsbruk är idag det allvarligaste hotet. Ett långsiktigt hot är att nybildningen av gamla torrakor och högstubbar är en långsam process vilken ofta är beroende av skogsbrand. Nytt substrat bildas numera sannolikt nästan inte alls då antalet naturliga skogsbränder har minskat drastiskt på grund av effektivare brandbekämpning. Döda träd som lämnas efter avverkning är inte lämpliga för arten, eftersom dessa träd inte varit utsatta för skogsbrand och bildat tjärrik ved. Skogsbruksåtgärder på eller i närheten av växtplatserna bör undvikas. Naturskogsartade skogar med förekomst av arten indikerar höga biologiska värden och bör bevaras. Blågrå svartspik har en mycket begränsad utbredning utanför de nordiska länderna varför dessa länder har ett speciellt ansvar för arten (SLU Artdatabanken, 2024).</w:t>
+      </w:r>
+    </w:p>
+    <w:p>
+      <w:r>
+        <w:rPr>
+          <w:b/>
+        </w:rPr>
+        <w:t>Brunpudrad nållav (NT)</w:t>
+      </w:r>
+      <w:r>
+        <w:t xml:space="preserve"> är beroende av hög, jämn luftfuktighet och kan påträffas i fuktiga skogar av naturskogskaraktär, ofta i sumpgranskog eller andra sumpskogar. Arten är placerad högst upp i Skogsstyrelsens värdepyramid för bedömning av skog med höga naturvärden och förekomster bör undantas från skogsbruksåtgärder. Brunpudrad nållav är typisk art för </w:t>
+      </w:r>
+      <w:r>
+        <w:rPr>
+          <w:i/>
+        </w:rPr>
+        <w:t>9010 Taiga</w:t>
+      </w:r>
+      <w:r>
+        <w:t xml:space="preserve"> (SLU Artdatabanken, 2024; Nitare &amp; Skogsstyrelsen, 2019).</w:t>
+      </w:r>
+    </w:p>
+    <w:p>
+      <w:r>
+        <w:rPr>
+          <w:b/>
+        </w:rPr>
+        <w:t>Dvärgbägarlav (NT)</w:t>
+      </w:r>
+      <w:r>
+        <w:t xml:space="preserve"> förekommer över hela Sverige på gammal hård ved, huvudsakligen på tall men i södra Sverige även på ek. Veden utgörs framförallt av grova stubbar, lågor och grenar. Substratet har blivit sällsyntare och nybildning av substrat sker bara i begränsad omfattning. Arten hotas av att grova lågor blir allt sällsyntare i dagens kulturskogar samt att nybildningen av lämpliga substrat går mycket långsamt. En riklig tillgång på gamla tall- eller eklågor måste säkerställas på artens lokaler. Dvärgbägarlav är typisk art för </w:t>
+      </w:r>
+      <w:r>
+        <w:rPr>
+          <w:i/>
+        </w:rPr>
+        <w:t>9010 Taiga</w:t>
+      </w:r>
+      <w:r>
+        <w:t xml:space="preserve"> (SLU Artdatabanken, 2024; Nitare &amp; Skogsstyrelsen, 2019).</w:t>
+      </w:r>
+    </w:p>
+    <w:p>
+      <w:r>
+        <w:rPr>
+          <w:b/>
+        </w:rPr>
+        <w:t>Kolflarnlav (NT)</w:t>
+      </w:r>
+      <w:r>
+        <w:t xml:space="preserve"> är brandberoende och växer nästan uteslutande på kolad hård kärnved av tall. Etableringen verkar ske först 100–300 år efter brand och nytt substrat nybildas i mycket begränsad omfattning. Avverkning av tallskog av naturskogskaraktär med spår av återkommande bränder är ett hot och mängden lämplig ved att växa på för arten minskar dels på grund av naturlig nedbrytning men framförallt på grund av att det förstörs i samband med slutavverkningar, gallringar och markberedning. Såväl kolflarnlav som mörk kolflarnlav har glänsande bålfjäll och förekommer främst i tall- och blandbarrskogar av naturskogskaraktär med spår av återkommande bränder. Skogar som dessa hyser höga biologiska värden och bör skyddas. Kolflarnlav är typisk art för </w:t>
+      </w:r>
+      <w:r>
+        <w:rPr>
+          <w:i/>
+        </w:rPr>
+        <w:t>9010 Taiga</w:t>
+      </w:r>
+      <w:r>
+        <w:t xml:space="preserve"> (SLU Artdatabanken, 2024).</w:t>
+      </w:r>
+    </w:p>
+    <w:p>
+      <w:r>
+        <w:rPr>
+          <w:b/>
+        </w:rPr>
+        <w:t>Kortskaftad ärgspik (NT)</w:t>
+      </w:r>
+      <w:r>
+        <w:t xml:space="preserve"> förekommer i barrträdsdominerade skogar och växer nästan uteslutande på tallved. Den föredrar gamla högstubbar i fuktig och halvöppen miljö, t.ex. i myrkanter, sumpskog och brandpräglad skog. Arten indikerar kontinuerlig tillgång till gamla högstubbar i kombination med hög och jämn luftfuktighet. Skogsbruk på lokaler med kortskaftad ärgspik utgör ett hot. På lång sikt bildas färre lämpliga substrat än vad som försvinner. Avverkning av barrträdsdominerade bestånd av naturskogskaraktär utgör ett långsiktigt hot. Naturskogsartade bestånd med riklig förekomst av gamla och grova tallhögstubbar bör undantas från skogsbruk (SLU Artdatabanken, 2024).</w:t>
+      </w:r>
+    </w:p>
+    <w:p>
+      <w:r>
+        <w:rPr>
+          <w:b/>
+        </w:rPr>
+        <w:t>Lunglav (NT)</w:t>
+      </w:r>
+      <w:r>
+        <w:t xml:space="preserve"> är en av vårt lands främsta signalarter som överallt indikerar gamla lövträd, skogsbestånd med höga naturvärden och ekosystem med långskoglig kontinuitet. Lokalt kan förekomsten vara mycket riklig men den hittas nästan enbart i gamla och ej slutavverkade skogar. Artens samtliga förekomster bör uppmärksammas från naturvårdssynpunkt, då många lokaler även hyser andra ovanliga och rödlistade arter. Rikliga förekomster bör skyddas med biotopskydd, frivilliga avsättningar eller reservat. På lunglav kan de sällsynta lavparasiterna lunglavshårprick (CR), </w:t>
+      </w:r>
+      <w:r>
+        <w:rPr>
+          <w:i/>
+        </w:rPr>
+        <w:t>Abrothallus diederichii</w:t>
+      </w:r>
+      <w:r>
+        <w:t xml:space="preserve"> (VU), </w:t>
+      </w:r>
+      <w:r>
+        <w:rPr>
+          <w:i/>
+        </w:rPr>
+        <w:t>Abrothallus lobariae</w:t>
+      </w:r>
+      <w:r>
+        <w:t xml:space="preserve"> (VU), </w:t>
+      </w:r>
+      <w:r>
+        <w:rPr>
+          <w:i/>
+        </w:rPr>
+        <w:t>Calycina lobariae</w:t>
+      </w:r>
+      <w:r>
+        <w:t xml:space="preserve"> (VU), lunglavsknapp (VU) och skrovelmössing (VU) påträffas. Lunglav är typisk art för </w:t>
+      </w:r>
+      <w:r>
+        <w:rPr>
+          <w:i/>
+        </w:rPr>
+        <w:t>9010 Taiga, 9020 Nordlig ädellövskog, 9110 Näringsfattig bokskog, 9130 Näringsrik bokskog, 9160 Näringsrik ekskog, 9180 Ädellövskog i branter, 9190 Näringsfattig ekskog, 9070 Trädklädd betesmark, 9040 Fjällbjörkskog</w:t>
+      </w:r>
+      <w:r>
+        <w:t xml:space="preserve"> och</w:t>
+      </w:r>
+      <w:r>
+        <w:rPr>
+          <w:i/>
+        </w:rPr>
+        <w:t xml:space="preserve"> 6530 Lövängar</w:t>
+      </w:r>
+      <w:r>
+        <w:t xml:space="preserve"> (SLU Artdatabanken, 2026; Nitare &amp; Skogsstyrelsen, 2019).</w:t>
+      </w:r>
+    </w:p>
+    <w:p>
+      <w:r>
+        <w:rPr>
+          <w:b/>
+        </w:rPr>
+        <w:t>Talltagel (NT)</w:t>
+      </w:r>
+      <w:r>
+        <w:t xml:space="preserve"> är en boreal art som förekommer på tall i äldre, öppna tallskogar. Den påverkas negativt av brist på kontinuitetsskog och minskningstakten bedöms vara nära gränsvärdet för Sårbar (VU). Talltagel är typisk art för </w:t>
+      </w:r>
+      <w:r>
+        <w:rPr>
+          <w:i/>
+        </w:rPr>
+        <w:t>9010 Taiga</w:t>
+      </w:r>
+      <w:r>
+        <w:t xml:space="preserve"> (SLU Artdatabanken, 2026).</w:t>
+      </w:r>
+    </w:p>
+    <w:p>
+      <w:r>
+        <w:rPr>
+          <w:b/>
+        </w:rPr>
+        <w:t xml:space="preserve">Tallticka (NT) </w:t>
+      </w:r>
+      <w:r>
+        <w:t xml:space="preserve">uppträder först på tallar som är 100–150 år gamla men är vanligast på träd som är runt 150–200 år eller äldre. I skogslandskapet är den främst knuten till tallnaturskogar och restbiotoper med biologiskt gamla träd och signalerar vanligtvis skyddsvärda tallbestånd med höga naturvärden. Tallticka är typisk art för </w:t>
+      </w:r>
+      <w:r>
+        <w:rPr>
+          <w:i/>
+        </w:rPr>
+        <w:t xml:space="preserve">9010 Taiga </w:t>
+      </w:r>
+      <w:r>
+        <w:t xml:space="preserve">och </w:t>
+      </w:r>
+      <w:r>
+        <w:rPr>
+          <w:i/>
+        </w:rPr>
+        <w:t>9060 Åsbarrskog</w:t>
+      </w:r>
+      <w:r>
+        <w:t xml:space="preserve"> (SLU Artdatabanken, 2023; Nitare &amp; Skogsstyrelsen, 2019).</w:t>
+      </w:r>
+    </w:p>
+    <w:p>
+      <w:r>
+        <w:rPr>
+          <w:b/>
+        </w:rPr>
+        <w:t>Talltita (NT, §4)</w:t>
+      </w:r>
+      <w:r>
+        <w:t>, rödlistad som nära hotad och prioriterad art i Skogsvårdslagen, har häckningsrevir i anmälan. Arten har minskat kraftigt de senaste 30 åren och minskningstakten innevarande 10-årsperiod beräknas till 20 (10–30) %. Talltitan är synnerligen trogen sitt cirka 15 hektar stora revir och är beroende av flerskiktade olikåldriga skogar för att kunna föda upp sina ungar. Talltitan försvinner om dess livsmiljö kalavverkas (Eggers &amp; Low, 2014; Ekman, 1979; Griesser et al, 2007; Klein, 2020; Siffczyk et al, 2003; SLU Artdatabanken, 2021).</w:t>
+      </w:r>
+    </w:p>
+    <w:p>
+      <w:r>
+        <w:rPr>
+          <w:b/>
+        </w:rPr>
+        <w:t>Tretåig hackspett (NT, §4)</w:t>
+      </w:r>
+      <w:r>
+        <w:t xml:space="preserve"> är rödlistad som nära hotad och ingår i bilaga 1 i EU:s fågeldirektiv. Tretåig hackspett är för sin överlevnad beroende av kontinuerlig tillförsel av äldre döende och död ved, som sker genom naturliga självgallringsprocesser i äldre grannaturskogar och barrblandade naturskogar. Om en skog genom skogsbruk gallras eller glesas ur så upphör och uteblir i stort sett den naturliga självgallringsprocessen för mycket lång tid framöver vilket omöjliggör upprätthållandet av den kontinuerliga ekologiska funktionen i ett område. Det finns studier som visar att naturskogens självgallringsprocess som den tretåiga hackspetten är beroende av, inte kan ersättas med efterlämnad hänsyn i skogsbruket (Imbeau &amp; Desrochers, 2002). Storleken på häckningsreviret varierar med skogstypen, förekomsten av död ved och graden av fragmentering, men är i allmänhet i storleksordningen 25–100 hektar. Vintertid krävs ofta betydligt större områden och det finns studier som antyder att arten behöver minst 100 hektar äldre skog. I områden med låg bonitet kan det behövas över 200 hektar lämpligt habitat för att ett par ska kunna reproducera sig. Områden med dokumenterad permanent förekomst i naturskogsmiljöer har vanligen så stora naturvärden att skogsbruk är olämpligt. Tretåig hackspett är typisk art för </w:t>
+      </w:r>
+      <w:r>
+        <w:rPr>
+          <w:i/>
+        </w:rPr>
+        <w:t xml:space="preserve">9010 Taiga, 9740 Skogsbevuxen myr, 9030 Landhöjningsskog </w:t>
+      </w:r>
+      <w:r>
+        <w:t xml:space="preserve">och </w:t>
+      </w:r>
+      <w:r>
+        <w:rPr>
+          <w:i/>
+        </w:rPr>
+        <w:t>9040 Fjällbjörkskog</w:t>
+      </w:r>
+      <w:r>
+        <w:t xml:space="preserve"> (Skogsstyrelsen, 2016; SLU Artdatabanken, 2024).</w:t>
+      </w:r>
+    </w:p>
+    <w:p>
+      <w:r>
+        <w:rPr>
+          <w:b/>
+        </w:rPr>
+        <w:t>Ullticka (NT)</w:t>
+      </w:r>
+      <w:r>
+        <w:t xml:space="preserve"> är knuten till restbestånd av barrnaturskog och förekommer med ett tydligt optimum i orörda eller måttligt påverkade gamla granskogar där det föreligger viss kontinuitet av grov död ved. Ullticka är en bra signalart inom hela sitt utbredningsområde och i södra Sverige är den sällsynt och en god signalart för skyddsvärda granskogsmiljöer. Den hotas av avverkning och fragmentering av naturskog och äldre granskog med lång trädkontinuitet. På ullticka kan ibland ulltickeporing (VU) påträffas - det är en sällsynt ticka som nyligen delats upp i de tre olika arterna ulltickeporing </w:t>
+      </w:r>
+      <w:r>
+        <w:rPr>
+          <w:i/>
+        </w:rPr>
+        <w:t xml:space="preserve">Skeletocutis brevispora </w:t>
+      </w:r>
+      <w:r>
+        <w:t>(VU)</w:t>
+      </w:r>
+      <w:r>
+        <w:rPr>
+          <w:i/>
+        </w:rPr>
+        <w:t>, Skeletocutis delicata</w:t>
+      </w:r>
+      <w:r>
+        <w:t xml:space="preserve"> (VU)</w:t>
+      </w:r>
+      <w:r>
+        <w:rPr>
+          <w:i/>
+        </w:rPr>
+        <w:t xml:space="preserve"> och Skeletocutis exilis</w:t>
+      </w:r>
+      <w:r>
+        <w:t xml:space="preserve"> (NT). Ullticka är typisk art för </w:t>
+      </w:r>
+      <w:r>
+        <w:rPr>
+          <w:i/>
+        </w:rPr>
+        <w:t xml:space="preserve">9010 Taiga, 9050 Näringsrik granskog </w:t>
+      </w:r>
+      <w:r>
+        <w:t xml:space="preserve">och </w:t>
+      </w:r>
+      <w:r>
+        <w:rPr>
+          <w:i/>
+        </w:rPr>
+        <w:t>9030 Landhöjningsskog</w:t>
+      </w:r>
+      <w:r>
+        <w:t xml:space="preserve"> (SLU Artdatabanken, 2026; Nitare &amp; Skogsstyrelsen, 2019; Miettinen &amp; Niemelä, 2018).</w:t>
+      </w:r>
+    </w:p>
+    <w:p>
+      <w:r>
+        <w:rPr>
+          <w:b/>
+        </w:rPr>
+        <w:t>Vedflamlav (NT)</w:t>
+      </w:r>
+      <w:r>
+        <w:t xml:space="preserve"> växer på gammal hård och torr, exponerad kärnved av tall, främst på högstubbar i ljusöppna lägen, t.ex. vid och på myrar, sjökanter, i glesa hällmarkskogar och i brandpräglade tallnaturskogar. Substratet nyskapas i begränsad omfattning och arten är en utmärkt indikator på höga naturvärden i denna skogstyp. Tall- och barrblandskogar med naturskogskaraktär och spår av bränder har ofta höga biologiska värden och bör skyddas. På vedflamlavens bål kan den sällsynta spiklaven/parasiten </w:t>
+      </w:r>
+      <w:r>
+        <w:rPr>
+          <w:i/>
+        </w:rPr>
+        <w:t>Calicium ramboldiicola</w:t>
+      </w:r>
+      <w:r>
+        <w:t xml:space="preserve"> (VU) påträffas (SLU Artdatabanken, 2026).</w:t>
+      </w:r>
+    </w:p>
+    <w:p>
+      <w:r>
+        <w:rPr>
+          <w:b/>
+        </w:rPr>
+        <w:t>Vedskivlav (NT)</w:t>
+      </w:r>
+      <w:r>
+        <w:t xml:space="preserve"> växer på gammal, torr, exponerad, hård kärnved av framförallt tall i naturskogsartade bestånd. Avverkning av tallskog av naturskogskaraktär med spår av återkommande bränder är ett hot. Mängden lämplig ved att växa på för vedskivlav minskar, dels på grund av naturlig nedbrytning men framförallt på grund av att de förstörs i samband med slutavverkningar, gallringar och markberedning. Tall- och blandbarrskogar av naturskogskaraktär med spår av återkommande bränder bör skyddas. Vedskivlav är typisk art för </w:t>
+      </w:r>
+      <w:r>
+        <w:rPr>
+          <w:i/>
+        </w:rPr>
+        <w:t>9010 Taiga</w:t>
+      </w:r>
+      <w:r>
+        <w:t xml:space="preserve"> (SLU Artdatabanken, 2024).</w:t>
+      </w:r>
+    </w:p>
+    <w:p>
+      <w:r>
+        <w:rPr>
+          <w:b/>
+        </w:rPr>
+        <w:t>Violettgrå tagellav (NT)</w:t>
+      </w:r>
+      <w:r>
+        <w:t xml:space="preserve"> växer nästan uteslutande i gamla olikåldriga barrnaturskogar med lång skoglig kontinuitet och är en utmärkt signal på skog med höga naturvärden. Slutavverkning av tidigare aldrig slutavverkad skog (kontinuitetsskog) är det största hotet. Biotopen nyskapas i begränsad omfattning och barrskog äldre än 160 år, där den violettgrå tagellaven huvudsakligen påträffas har minskat med 50% de senaste 50 åren. Lågproduktiv skogsmark där laven förekommer bör undantas från skogsbruk och rika förekomster i äldre granskog bör skyddas. Arten är känslig för uttorkning och det är väsentligt att tillräckligt stora bestånd avsätts. Violettgrå tagellav är typisk art för </w:t>
+      </w:r>
+      <w:r>
+        <w:rPr>
+          <w:i/>
+        </w:rPr>
+        <w:t>9010 Taiga</w:t>
+      </w:r>
+      <w:r>
+        <w:t xml:space="preserve"> (SLU Artdatabanken, 2024; Nitare &amp; Skogsstyrelsen, 2019).</w:t>
+      </w:r>
+    </w:p>
+    <w:p>
+      <w:r>
+        <w:rPr>
+          <w:b/>
+        </w:rPr>
+        <w:t>Bronshjon</w:t>
+      </w:r>
+      <w:r>
+        <w:t xml:space="preserve"> är en skalbagge vars larvutveckling sker under grov bark på stammar av döda eller döende barrträd, främst gran, i mindre omfattning tall. Arten är knuten till äldre, naturskogslik granskog med inslag av torkande träd. Bronshjon är typisk art för </w:t>
+      </w:r>
+      <w:r>
+        <w:rPr>
+          <w:i/>
+        </w:rPr>
+        <w:t>9010 Taiga</w:t>
+      </w:r>
+      <w:r>
+        <w:t xml:space="preserve"> (SLU Artdatabanken, 2025).</w:t>
+      </w:r>
+    </w:p>
+    <w:p>
+      <w:r>
+        <w:rPr>
+          <w:b/>
+        </w:rPr>
         <w:t>Stuplav</w:t>
       </w:r>
       <w:r>
@@ -607,30 +729,10 @@
         <w:rPr>
           <w:b/>
         </w:rPr>
-        <w:t>Talltagel (NT)</w:t>
-      </w:r>
-      <w:r>
-        <w:t xml:space="preserve"> är en boreal art som förekommer på tall i äldre, öppna tallskogar. Den påverkas negativt av brist på kontinuitetsskog och minskningstakten bedöms vara nära gränsvärdet för Sårbar (VU). Talltagel är typisk art för </w:t>
-      </w:r>
-      <w:r>
-        <w:rPr>
-          <w:i/>
-        </w:rPr>
-        <w:t>9010 Taiga</w:t>
-      </w:r>
-      <w:r>
-        <w:t xml:space="preserve"> (SLU Artdatabanken, 2026).</w:t>
-      </w:r>
-    </w:p>
-    <w:p>
-      <w:r>
-        <w:rPr>
-          <w:b/>
-        </w:rPr>
-        <w:t xml:space="preserve">Tallticka (NT) </w:t>
-      </w:r>
-      <w:r>
-        <w:t xml:space="preserve">uppträder först på tallar som är 100–150 år gamla men är vanligast på träd som är runt 150–200 år eller äldre. I skogslandskapet är den främst knuten till tallnaturskogar och restbiotoper med biologiskt gamla träd och signalerar vanligtvis skyddsvärda tallbestånd med höga naturvärden. Tallticka är typisk art för </w:t>
+        <w:t xml:space="preserve">Vedticka </w:t>
+      </w:r>
+      <w:r>
+        <w:t xml:space="preserve">är en bra signalart söder om den naturliga norrlandsgränsen. Den är huvudsakligen knuten till äldre barrskogar där det föreligger långvarig kontinuitet av död barrved. Vedticka är typisk art för </w:t>
       </w:r>
       <w:r>
         <w:rPr>
@@ -639,152 +741,7 @@
         <w:t xml:space="preserve">9010 Taiga </w:t>
       </w:r>
       <w:r>
-        <w:t xml:space="preserve">och </w:t>
-      </w:r>
-      <w:r>
-        <w:rPr>
-          <w:i/>
-        </w:rPr>
-        <w:t>9060 Åsbarrskog</w:t>
-      </w:r>
-      <w:r>
-        <w:t xml:space="preserve"> (SLU Artdatabanken, 2023; Nitare &amp; Skogsstyrelsen, 2019).</w:t>
-      </w:r>
-    </w:p>
-    <w:p>
-      <w:r>
-        <w:rPr>
-          <w:b/>
-        </w:rPr>
-        <w:t>Ullticka (NT)</w:t>
-      </w:r>
-      <w:r>
-        <w:t xml:space="preserve"> är knuten till restbestånd av barrnaturskog och förekommer med ett tydligt optimum i orörda eller måttligt påverkade gamla granskogar där det föreligger viss kontinuitet av grov död ved. Ullticka är en bra signalart inom hela sitt utbredningsområde och i södra Sverige är den sällsynt och en god signalart för skyddsvärda granskogsmiljöer. Den hotas av avverkning och fragmentering av naturskog och äldre granskog med lång trädkontinuitet. På ullticka kan ibland ulltickeporing (VU) påträffas - det är en sällsynt ticka som nyligen delats upp i de tre olika arterna ulltickeporing </w:t>
-      </w:r>
-      <w:r>
-        <w:rPr>
-          <w:i/>
-        </w:rPr>
-        <w:t xml:space="preserve">Skeletocutis brevispora </w:t>
-      </w:r>
-      <w:r>
-        <w:t>(VU)</w:t>
-      </w:r>
-      <w:r>
-        <w:rPr>
-          <w:i/>
-        </w:rPr>
-        <w:t>, Skeletocutis delicata</w:t>
-      </w:r>
-      <w:r>
-        <w:t xml:space="preserve"> (VU)</w:t>
-      </w:r>
-      <w:r>
-        <w:rPr>
-          <w:i/>
-        </w:rPr>
-        <w:t xml:space="preserve"> och Skeletocutis exilis</w:t>
-      </w:r>
-      <w:r>
-        <w:t xml:space="preserve"> (NT). Ullticka är typisk art för </w:t>
-      </w:r>
-      <w:r>
-        <w:rPr>
-          <w:i/>
-        </w:rPr>
-        <w:t xml:space="preserve">9010 Taiga, 9050 Näringsrik granskog </w:t>
-      </w:r>
-      <w:r>
-        <w:t xml:space="preserve">och </w:t>
-      </w:r>
-      <w:r>
-        <w:rPr>
-          <w:i/>
-        </w:rPr>
-        <w:t>9030 Landhöjningsskog</w:t>
-      </w:r>
-      <w:r>
-        <w:t xml:space="preserve"> (SLU Artdatabanken, 2026; Nitare &amp; Skogsstyrelsen, 2019; Miettinen &amp; Niemelä, 2018).</w:t>
-      </w:r>
-    </w:p>
-    <w:p>
-      <w:r>
-        <w:rPr>
-          <w:b/>
-        </w:rPr>
-        <w:t>Vedflamlav (NT)</w:t>
-      </w:r>
-      <w:r>
-        <w:t xml:space="preserve"> växer på gammal hård och torr, exponerad kärnved av tall, främst på högstubbar i ljusöppna lägen, t.ex. vid och på myrar, sjökanter, i glesa hällmarkskogar och i brandpräglade tallnaturskogar. Substratet nyskapas i begränsad omfattning och arten är en utmärkt indikator på höga naturvärden i denna skogstyp. Tall- och barrblandskogar med naturskogskaraktär och spår av bränder har ofta höga biologiska värden och bör skyddas. På vedflamlavens bål kan den sällsynta spiklaven/parasiten </w:t>
-      </w:r>
-      <w:r>
-        <w:rPr>
-          <w:i/>
-        </w:rPr>
-        <w:t>Calicium ramboldiicola</w:t>
-      </w:r>
-      <w:r>
-        <w:t xml:space="preserve"> (VU) påträffas (SLU Artdatabanken, 2026).</w:t>
-      </w:r>
-    </w:p>
-    <w:p>
-      <w:r>
-        <w:rPr>
-          <w:b/>
-        </w:rPr>
-        <w:t>Vedskivlav (NT)</w:t>
-      </w:r>
-      <w:r>
-        <w:t xml:space="preserve"> växer på gammal, torr, exponerad, hård kärnved av framförallt tall i naturskogsartade bestånd. Avverkning av tallskog av naturskogskaraktär med spår av återkommande bränder är ett hot. Mängden lämplig ved att växa på för vedskivlav minskar, dels på grund av naturlig nedbrytning men framförallt på grund av att de förstörs i samband med slutavverkningar, gallringar och markberedning. Tall- och blandbarrskogar av naturskogskaraktär med spår av återkommande bränder bör skyddas. Vedskivlav är typisk art för </w:t>
-      </w:r>
-      <w:r>
-        <w:rPr>
-          <w:i/>
-        </w:rPr>
-        <w:t>9010 Taiga</w:t>
-      </w:r>
-      <w:r>
-        <w:t xml:space="preserve"> (SLU Artdatabanken, 2024).</w:t>
-      </w:r>
-    </w:p>
-    <w:p>
-      <w:r>
-        <w:rPr>
-          <w:b/>
-        </w:rPr>
-        <w:t xml:space="preserve">Vedticka </w:t>
-      </w:r>
-      <w:r>
-        <w:t xml:space="preserve">är en bra signalart söder om den naturliga norrlandsgränsen. Den är huvudsakligen knuten till äldre barrskogar där det föreligger långvarig kontinuitet av död barrved. Vedticka är typisk art för </w:t>
-      </w:r>
-      <w:r>
-        <w:rPr>
-          <w:i/>
-        </w:rPr>
-        <w:t xml:space="preserve">9010 Taiga </w:t>
-      </w:r>
-      <w:r>
         <w:t>(Nitare &amp; Skogsstyrelsen, 2019; SLU Artdatabanken, 2025).</w:t>
-      </w:r>
-    </w:p>
-    <w:p>
-      <w:r>
-        <w:rPr>
-          <w:b/>
-        </w:rPr>
-        <w:t>Violettgrå tagellav (NT)</w:t>
-      </w:r>
-      <w:r>
-        <w:t xml:space="preserve"> växer nästan uteslutande i gamla olikåldriga barrnaturskogar med lång skoglig kontinuitet och är en utmärkt signal på skog med höga naturvärden. Slutavverkning av tidigare aldrig slutavverkad skog (kontinuitetsskog) är det största hotet. Biotopen nyskapas i begränsad omfattning och barrskog äldre än 160 år, där den violettgrå tagellaven huvudsakligen påträffas har minskat med 50% de senaste 50 åren. Lågproduktiv skogsmark där laven förekommer bör undantas från skogsbruk och rika förekomster i äldre granskog bör skyddas. Arten är känslig för uttorkning och det är väsentligt att tillräckligt stora bestånd avsätts. Violettgrå tagellav är typisk art för </w:t>
-      </w:r>
-      <w:r>
-        <w:rPr>
-          <w:i/>
-        </w:rPr>
-        <w:t>9010 Taiga</w:t>
-      </w:r>
-      <w:r>
-        <w:t xml:space="preserve"> (SLU Artdatabanken, 2024; Nitare &amp; Skogsstyrelsen, 2019).</w:t>
       </w:r>
     </w:p>
     <w:p>
@@ -1680,7 +1637,7 @@
     <w:r>
       <w:tab/>
       <w:tab/>
-      <w:t>2026-06-20</w:t>
+      <w:t>2026-06-21</w:t>
       <w:br/>
       <w:br/>
     </w:r>

--- a/klagomål/A 16264-2026 FSC-klagomål.docx
+++ b/klagomål/A 16264-2026 FSC-klagomål.docx
@@ -1637,7 +1637,7 @@
     <w:r>
       <w:tab/>
       <w:tab/>
-      <w:t>2026-06-21</w:t>
+      <w:t>2026-06-22</w:t>
       <w:br/>
       <w:br/>
     </w:r>
